--- a/Received/two/2, serophero.docx
+++ b/Received/two/2, serophero.docx
@@ -299,7 +299,6 @@
         <w:spacing w:after="0" w:line="240" w:lineRule="auto"/>
         <w:jc w:val="center"/>
       </w:pPr>
-      <w:proofErr w:type="gramStart"/>
       <w:r>
         <w:rPr>
           <w:rFonts w:ascii="Preeti" w:hAnsi="Preeti"/>
@@ -308,9 +307,8 @@
           <w:szCs w:val="36"/>
           <w:u w:val="single"/>
         </w:rPr>
-        <w:t>t];|</w:t>
-      </w:r>
-      <w:proofErr w:type="gramEnd"/>
+        <w:t>t];|f]</w:t>
+      </w:r>
       <w:r>
         <w:rPr>
           <w:rFonts w:ascii="Preeti" w:hAnsi="Preeti"/>
@@ -319,8 +317,9 @@
           <w:szCs w:val="36"/>
           <w:u w:val="single"/>
         </w:rPr>
-        <w:t>f]</w:t>
-      </w:r>
+        <w:t xml:space="preserve"> q}</w:t>
+      </w:r>
+      <w:proofErr w:type="spellStart"/>
       <w:r>
         <w:rPr>
           <w:rFonts w:ascii="Preeti" w:hAnsi="Preeti"/>
@@ -329,40 +328,7 @@
           <w:szCs w:val="36"/>
           <w:u w:val="single"/>
         </w:rPr>
-        <w:t xml:space="preserve"> </w:t>
-      </w:r>
-      <w:proofErr w:type="gramStart"/>
-      <w:r>
-        <w:rPr>
-          <w:rFonts w:ascii="Preeti" w:hAnsi="Preeti"/>
-          <w:b/>
-          <w:sz w:val="36"/>
-          <w:szCs w:val="36"/>
-          <w:u w:val="single"/>
-        </w:rPr>
-        <w:t>q}</w:t>
-      </w:r>
-      <w:proofErr w:type="spellStart"/>
-      <w:r>
-        <w:rPr>
-          <w:rFonts w:ascii="Preeti" w:hAnsi="Preeti"/>
-          <w:b/>
-          <w:sz w:val="36"/>
-          <w:szCs w:val="36"/>
-          <w:u w:val="single"/>
-        </w:rPr>
-        <w:t>dfl</w:t>
-      </w:r>
-      <w:proofErr w:type="gramEnd"/>
-      <w:r>
-        <w:rPr>
-          <w:rFonts w:ascii="Preeti" w:hAnsi="Preeti"/>
-          <w:b/>
-          <w:sz w:val="36"/>
-          <w:szCs w:val="36"/>
-          <w:u w:val="single"/>
-        </w:rPr>
-        <w:t>;s</w:t>
+        <w:t>dfl;s</w:t>
       </w:r>
       <w:proofErr w:type="spellEnd"/>
       <w:r>
@@ -449,7 +415,6 @@
         <w:t xml:space="preserve"> M– </w:t>
       </w:r>
       <w:proofErr w:type="spellStart"/>
-      <w:proofErr w:type="gramStart"/>
       <w:r>
         <w:rPr>
           <w:rFonts w:ascii="Preeti" w:hAnsi="Preeti"/>
@@ -469,7 +434,6 @@
         </w:rPr>
         <w:t>{</w:t>
       </w:r>
-      <w:proofErr w:type="gramEnd"/>
       <w:r>
         <w:rPr>
           <w:rFonts w:ascii="Times New Roman" w:hAnsi="Times New Roman"/>
@@ -534,7 +498,6 @@
         </w:rPr>
         <w:t xml:space="preserve">समय </w:t>
       </w:r>
-      <w:proofErr w:type="gramStart"/>
       <w:r>
         <w:rPr>
           <w:rFonts w:ascii="Preeti" w:hAnsi="Preeti"/>
@@ -560,16 +523,7 @@
           <w:b/>
           <w:lang w:eastAsia="zh-CN" w:bidi="hi-IN"/>
         </w:rPr>
-        <w:t>@</w:t>
-      </w:r>
-      <w:proofErr w:type="gramEnd"/>
-      <w:r>
-        <w:rPr>
-          <w:rFonts w:ascii="Preeti" w:hAnsi="Preeti"/>
-          <w:b/>
-          <w:lang w:eastAsia="zh-CN" w:bidi="hi-IN"/>
-        </w:rPr>
-        <w:t xml:space="preserve"> </w:t>
+        <w:t xml:space="preserve">@ </w:t>
       </w:r>
       <w:r>
         <w:rPr>
@@ -648,19 +602,8 @@
           <w:sz w:val="32"/>
           <w:szCs w:val="32"/>
         </w:rPr>
-        <w:t>k"0</w:t>
-      </w:r>
-      <w:proofErr w:type="gramStart"/>
-      <w:r>
-        <w:rPr>
-          <w:rFonts w:ascii="Preeti" w:hAnsi="Preeti"/>
-          <w:b/>
-          <w:sz w:val="32"/>
-          <w:szCs w:val="32"/>
-        </w:rPr>
-        <w:t>ff{</w:t>
-      </w:r>
-      <w:proofErr w:type="gramEnd"/>
+        <w:t>k"0ff{</w:t>
+      </w:r>
       <w:r>
         <w:rPr>
           <w:rFonts w:ascii="Preeti" w:hAnsi="Preeti" w:cs="Times New Roman"/>
@@ -669,9 +612,40 @@
           <w:szCs w:val="32"/>
           <w:lang w:eastAsia="zh-CN"/>
         </w:rPr>
-        <w:t xml:space="preserve">ÍM– </w:t>
-      </w:r>
-      <w:proofErr w:type="gramStart"/>
+        <w:t>ÍM– %)</w:t>
+      </w:r>
+      <w:r>
+        <w:rPr>
+          <w:rFonts w:ascii="Preeti" w:hAnsi="Preeti"/>
+          <w:bCs/>
+          <w:sz w:val="24"/>
+          <w:szCs w:val="24"/>
+          <w:lang w:eastAsia="zh-CN" w:bidi="hi-IN"/>
+        </w:rPr>
+        <w:t xml:space="preserve">          </w:t>
+      </w:r>
+      <w:proofErr w:type="spellStart"/>
+      <w:r>
+        <w:rPr>
+          <w:rFonts w:ascii="Preeti" w:hAnsi="Preeti" w:cs="Times New Roman"/>
+          <w:b/>
+          <w:sz w:val="36"/>
+          <w:szCs w:val="36"/>
+          <w:lang w:eastAsia="zh-CN"/>
+        </w:rPr>
+        <w:t>ljifoM</w:t>
+      </w:r>
+      <w:proofErr w:type="spellEnd"/>
+      <w:r>
+        <w:rPr>
+          <w:rFonts w:ascii="Preeti" w:hAnsi="Preeti" w:cs="Times New Roman"/>
+          <w:b/>
+          <w:sz w:val="36"/>
+          <w:szCs w:val="36"/>
+          <w:lang w:eastAsia="zh-CN"/>
+        </w:rPr>
+        <w:t xml:space="preserve">– </w:t>
+      </w:r>
       <w:r>
         <w:rPr>
           <w:rFonts w:ascii="Preeti" w:hAnsi="Preeti" w:cs="Times New Roman"/>
@@ -680,52 +654,9 @@
           <w:szCs w:val="32"/>
           <w:lang w:eastAsia="zh-CN"/>
         </w:rPr>
-        <w:t>%)</w:t>
-      </w:r>
-      <w:r>
-        <w:rPr>
-          <w:rFonts w:ascii="Preeti" w:hAnsi="Preeti"/>
-          <w:bCs/>
-          <w:sz w:val="24"/>
-          <w:szCs w:val="24"/>
-          <w:lang w:eastAsia="zh-CN" w:bidi="hi-IN"/>
-        </w:rPr>
-        <w:t xml:space="preserve">   </w:t>
-      </w:r>
-      <w:proofErr w:type="gramEnd"/>
-      <w:r>
-        <w:rPr>
-          <w:rFonts w:ascii="Preeti" w:hAnsi="Preeti"/>
-          <w:bCs/>
-          <w:sz w:val="24"/>
-          <w:szCs w:val="24"/>
-          <w:lang w:eastAsia="zh-CN" w:bidi="hi-IN"/>
-        </w:rPr>
-        <w:t xml:space="preserve">       </w:t>
-      </w:r>
-      <w:proofErr w:type="spellStart"/>
-      <w:r>
-        <w:rPr>
-          <w:rFonts w:ascii="Preeti" w:hAnsi="Preeti" w:cs="Times New Roman"/>
-          <w:b/>
-          <w:sz w:val="36"/>
-          <w:szCs w:val="36"/>
-          <w:lang w:eastAsia="zh-CN"/>
-        </w:rPr>
-        <w:t>ljifoM</w:t>
-      </w:r>
-      <w:proofErr w:type="spellEnd"/>
-      <w:proofErr w:type="gramStart"/>
-      <w:r>
-        <w:rPr>
-          <w:rFonts w:ascii="Preeti" w:hAnsi="Preeti" w:cs="Times New Roman"/>
-          <w:b/>
-          <w:sz w:val="36"/>
-          <w:szCs w:val="36"/>
-          <w:lang w:eastAsia="zh-CN"/>
-        </w:rPr>
-        <w:t xml:space="preserve">– </w:t>
-      </w:r>
+        <w:t>;]/]</w:t>
+      </w:r>
+      <w:proofErr w:type="spellStart"/>
       <w:r>
         <w:rPr>
           <w:rFonts w:ascii="Preeti" w:hAnsi="Preeti" w:cs="Times New Roman"/>
@@ -734,9 +665,9 @@
           <w:szCs w:val="32"/>
           <w:lang w:eastAsia="zh-CN"/>
         </w:rPr>
-        <w:t>;]/</w:t>
-      </w:r>
-      <w:proofErr w:type="gramEnd"/>
+        <w:t>fkm</w:t>
+      </w:r>
+      <w:proofErr w:type="spellEnd"/>
       <w:r>
         <w:rPr>
           <w:rFonts w:ascii="Preeti" w:hAnsi="Preeti" w:cs="Times New Roman"/>
@@ -745,9 +676,8 @@
           <w:szCs w:val="32"/>
           <w:lang w:eastAsia="zh-CN"/>
         </w:rPr>
-        <w:t>]</w:t>
-      </w:r>
-      <w:proofErr w:type="spellStart"/>
+        <w:t>/f</w:t>
+      </w:r>
       <w:r>
         <w:rPr>
           <w:rFonts w:ascii="Preeti" w:hAnsi="Preeti" w:cs="Times New Roman"/>
@@ -756,18 +686,7 @@
           <w:szCs w:val="32"/>
           <w:lang w:eastAsia="zh-CN"/>
         </w:rPr>
-        <w:t>fkm</w:t>
-      </w:r>
-      <w:proofErr w:type="spellEnd"/>
-      <w:r>
-        <w:rPr>
-          <w:rFonts w:ascii="Preeti" w:hAnsi="Preeti" w:cs="Times New Roman"/>
-          <w:b/>
-          <w:sz w:val="32"/>
-          <w:szCs w:val="32"/>
-          <w:lang w:eastAsia="zh-CN"/>
-        </w:rPr>
-        <w:t>/f</w:t>
+        <w:t>]</w:t>
       </w:r>
     </w:p>
     <w:tbl>
@@ -1023,6 +942,7 @@
             <w:r>
               <w:rPr>
                 <w:noProof/>
+                <w:szCs w:val="22"/>
               </w:rPr>
               <w:pict w14:anchorId="38751C9D">
                 <v:rect id="Rectangle 2" o:spid="_x0000_s1047" style="position:absolute;margin-left:450pt;margin-top:4.95pt;width:81pt;height:36.75pt;z-index:251662336;visibility:visible;mso-wrap-style:square;mso-width-percent:0;mso-height-percent:0;mso-wrap-distance-left:9pt;mso-wrap-distance-top:0;mso-wrap-distance-right:9pt;mso-wrap-distance-bottom:0;mso-position-horizontal:absolute;mso-position-horizontal-relative:text;mso-position-vertical:absolute;mso-position-vertical-relative:text;mso-width-percent:0;mso-height-percent:0;mso-width-relative:page;mso-height-relative:page;v-text-anchor:top" o:gfxdata="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" strokeweight="1.5pt"/>
@@ -1185,20 +1105,8 @@
                 <w:sz w:val="32"/>
                 <w:szCs w:val="32"/>
               </w:rPr>
-              <w:t>] ;</w:t>
+              <w:t>] ;xL</w:t>
             </w:r>
-            <w:proofErr w:type="spellStart"/>
-            <w:r>
-              <w:rPr>
-                <w:rFonts w:ascii="Preeti" w:hAnsi="Preeti"/>
-                <w:b/>
-                <w:bCs/>
-                <w:sz w:val="32"/>
-                <w:szCs w:val="32"/>
-              </w:rPr>
-              <w:t>xL</w:t>
-            </w:r>
-            <w:proofErr w:type="spellEnd"/>
             <w:proofErr w:type="gramEnd"/>
             <w:r>
               <w:rPr>
@@ -8976,7 +8884,29 @@
           <w:sz w:val="36"/>
           <w:szCs w:val="36"/>
         </w:rPr>
-        <w:t xml:space="preserve">-!)_ </w:t>
+        <w:t>-</w:t>
+      </w:r>
+      <w:proofErr w:type="gramStart"/>
+      <w:r>
+        <w:rPr>
+          <w:rFonts w:ascii="Preeti" w:hAnsi="Preeti"/>
+          <w:b/>
+          <w:bCs/>
+          <w:sz w:val="36"/>
+          <w:szCs w:val="36"/>
+        </w:rPr>
+        <w:t>!)_</w:t>
+      </w:r>
+      <w:proofErr w:type="gramEnd"/>
+      <w:r>
+        <w:rPr>
+          <w:rFonts w:ascii="Preeti" w:hAnsi="Preeti"/>
+          <w:b/>
+          <w:bCs/>
+          <w:sz w:val="36"/>
+          <w:szCs w:val="36"/>
+        </w:rPr>
+        <w:t xml:space="preserve"> </w:t>
       </w:r>
       <w:proofErr w:type="spellStart"/>
       <w:r>
@@ -9806,6 +9736,7 @@
   <w:style w:type="character" w:default="1" w:styleId="DefaultParagraphFont">
     <w:name w:val="Default Paragraph Font"/>
     <w:uiPriority w:val="1"/>
+    <w:semiHidden/>
     <w:unhideWhenUsed/>
   </w:style>
   <w:style w:type="table" w:default="1" w:styleId="TableNormal">

--- a/Received/two/2, serophero.docx
+++ b/Received/two/2, serophero.docx
@@ -415,6 +415,7 @@
         <w:t xml:space="preserve"> M– </w:t>
       </w:r>
       <w:proofErr w:type="spellStart"/>
+      <w:proofErr w:type="gramStart"/>
       <w:r>
         <w:rPr>
           <w:rFonts w:ascii="Preeti" w:hAnsi="Preeti"/>
@@ -434,6 +435,7 @@
         </w:rPr>
         <w:t>{</w:t>
       </w:r>
+      <w:proofErr w:type="gramEnd"/>
       <w:r>
         <w:rPr>
           <w:rFonts w:ascii="Times New Roman" w:hAnsi="Times New Roman"/>
@@ -498,6 +500,7 @@
         </w:rPr>
         <w:t xml:space="preserve">समय </w:t>
       </w:r>
+      <w:proofErr w:type="gramStart"/>
       <w:r>
         <w:rPr>
           <w:rFonts w:ascii="Preeti" w:hAnsi="Preeti"/>
@@ -523,7 +526,16 @@
           <w:b/>
           <w:lang w:eastAsia="zh-CN" w:bidi="hi-IN"/>
         </w:rPr>
-        <w:t xml:space="preserve">@ </w:t>
+        <w:t>@</w:t>
+      </w:r>
+      <w:proofErr w:type="gramEnd"/>
+      <w:r>
+        <w:rPr>
+          <w:rFonts w:ascii="Preeti" w:hAnsi="Preeti"/>
+          <w:b/>
+          <w:lang w:eastAsia="zh-CN" w:bidi="hi-IN"/>
+        </w:rPr>
+        <w:t xml:space="preserve"> </w:t>
       </w:r>
       <w:r>
         <w:rPr>
@@ -602,8 +614,19 @@
           <w:sz w:val="32"/>
           <w:szCs w:val="32"/>
         </w:rPr>
-        <w:t>k"0ff{</w:t>
-      </w:r>
+        <w:t>k"0</w:t>
+      </w:r>
+      <w:proofErr w:type="gramStart"/>
+      <w:r>
+        <w:rPr>
+          <w:rFonts w:ascii="Preeti" w:hAnsi="Preeti"/>
+          <w:b/>
+          <w:sz w:val="32"/>
+          <w:szCs w:val="32"/>
+        </w:rPr>
+        <w:t>ff{</w:t>
+      </w:r>
+      <w:proofErr w:type="gramEnd"/>
       <w:r>
         <w:rPr>
           <w:rFonts w:ascii="Preeti" w:hAnsi="Preeti" w:cs="Times New Roman"/>
@@ -612,7 +635,18 @@
           <w:szCs w:val="32"/>
           <w:lang w:eastAsia="zh-CN"/>
         </w:rPr>
-        <w:t>ÍM– %)</w:t>
+        <w:t xml:space="preserve">ÍM– </w:t>
+      </w:r>
+      <w:proofErr w:type="gramStart"/>
+      <w:r>
+        <w:rPr>
+          <w:rFonts w:ascii="Preeti" w:hAnsi="Preeti" w:cs="Times New Roman"/>
+          <w:b/>
+          <w:sz w:val="32"/>
+          <w:szCs w:val="32"/>
+          <w:lang w:eastAsia="zh-CN"/>
+        </w:rPr>
+        <w:t>%)</w:t>
       </w:r>
       <w:r>
         <w:rPr>
@@ -622,7 +656,18 @@
           <w:szCs w:val="24"/>
           <w:lang w:eastAsia="zh-CN" w:bidi="hi-IN"/>
         </w:rPr>
-        <w:t xml:space="preserve">          </w:t>
+        <w:t xml:space="preserve">   </w:t>
+      </w:r>
+      <w:proofErr w:type="gramEnd"/>
+      <w:r>
+        <w:rPr>
+          <w:rFonts w:ascii="Preeti" w:hAnsi="Preeti"/>
+          <w:bCs/>
+          <w:sz w:val="24"/>
+          <w:szCs w:val="24"/>
+          <w:lang w:eastAsia="zh-CN" w:bidi="hi-IN"/>
+        </w:rPr>
+        <w:t xml:space="preserve">       </w:t>
       </w:r>
       <w:proofErr w:type="spellStart"/>
       <w:r>
@@ -636,6 +681,7 @@
         <w:t>ljifoM</w:t>
       </w:r>
       <w:proofErr w:type="spellEnd"/>
+      <w:proofErr w:type="gramStart"/>
       <w:r>
         <w:rPr>
           <w:rFonts w:ascii="Preeti" w:hAnsi="Preeti" w:cs="Times New Roman"/>
@@ -654,9 +700,8 @@
           <w:szCs w:val="32"/>
           <w:lang w:eastAsia="zh-CN"/>
         </w:rPr>
-        <w:t>;]/]</w:t>
-      </w:r>
-      <w:proofErr w:type="spellStart"/>
+        <w:t>;]/f</w:t>
+      </w:r>
       <w:r>
         <w:rPr>
           <w:rFonts w:ascii="Preeti" w:hAnsi="Preeti" w:cs="Times New Roman"/>
@@ -665,9 +710,8 @@
           <w:szCs w:val="32"/>
           <w:lang w:eastAsia="zh-CN"/>
         </w:rPr>
-        <w:t>fkm</w:t>
-      </w:r>
-      <w:proofErr w:type="spellEnd"/>
+        <w:t>]</w:t>
+      </w:r>
       <w:r>
         <w:rPr>
           <w:rFonts w:ascii="Preeti" w:hAnsi="Preeti" w:cs="Times New Roman"/>
@@ -676,7 +720,28 @@
           <w:szCs w:val="32"/>
           <w:lang w:eastAsia="zh-CN"/>
         </w:rPr>
-        <w:t>/f</w:t>
+        <w:t>k</w:t>
+      </w:r>
+      <w:proofErr w:type="gramEnd"/>
+      <w:r>
+        <w:rPr>
+          <w:rFonts w:ascii="Preeti" w:hAnsi="Preeti" w:cs="Times New Roman"/>
+          <w:b/>
+          <w:sz w:val="32"/>
+          <w:szCs w:val="32"/>
+          <w:lang w:eastAsia="zh-CN"/>
+        </w:rPr>
+        <w:t>]</w:t>
+      </w:r>
+      <w:r>
+        <w:rPr>
+          <w:rFonts w:ascii="Preeti" w:hAnsi="Preeti" w:cs="Times New Roman"/>
+          <w:b/>
+          <w:sz w:val="32"/>
+          <w:szCs w:val="32"/>
+          <w:lang w:eastAsia="zh-CN"/>
+        </w:rPr>
+        <w:t>m/f</w:t>
       </w:r>
       <w:r>
         <w:rPr>
@@ -4563,7 +4628,7 @@
           <w:szCs w:val="36"/>
         </w:rPr>
         <w:pict w14:anchorId="3FA72625">
-          <v:rect id="_x0000_s1029" style="position:absolute;margin-left:27pt;margin-top:22.75pt;width:462.75pt;height:206.25pt;z-index:251652096"/>
+          <v:rect id="_x0000_s1029" style="position:absolute;margin-left:27pt;margin-top:22.75pt;width:462.75pt;height:313.65pt;z-index:251652096"/>
         </w:pict>
       </w:r>
       <w:r>
@@ -4801,7 +4866,7 @@
     </w:p>
     <w:p>
       <w:pPr>
-        <w:spacing w:after="0" w:line="240" w:lineRule="auto"/>
+        <w:spacing w:line="360" w:lineRule="auto"/>
         <w:ind w:left="720" w:hanging="720"/>
         <w:rPr>
           <w:rFonts w:ascii="Preeti" w:hAnsi="Preeti"/>
@@ -4811,197 +4876,6 @@
           <w:szCs w:val="36"/>
         </w:rPr>
       </w:pPr>
-      <w:r>
-        <w:rPr>
-          <w:rFonts w:ascii="Preeti" w:hAnsi="Preeti"/>
-          <w:b/>
-          <w:sz w:val="36"/>
-          <w:szCs w:val="36"/>
-        </w:rPr>
-        <w:t xml:space="preserve">-^_ d sf] </w:t>
-      </w:r>
-      <w:proofErr w:type="spellStart"/>
-      <w:r>
-        <w:rPr>
-          <w:rFonts w:ascii="Preeti" w:hAnsi="Preeti"/>
-          <w:b/>
-          <w:sz w:val="36"/>
-          <w:szCs w:val="36"/>
-        </w:rPr>
-        <w:t>x'F</w:t>
-      </w:r>
-      <w:proofErr w:type="spellEnd"/>
-      <w:r>
-        <w:rPr>
-          <w:rFonts w:ascii="Preeti" w:hAnsi="Preeti"/>
-          <w:b/>
-          <w:sz w:val="36"/>
-          <w:szCs w:val="36"/>
-        </w:rPr>
-        <w:t xml:space="preserve"> </w:t>
-      </w:r>
-      <w:proofErr w:type="gramStart"/>
-      <w:r>
-        <w:rPr>
-          <w:rFonts w:ascii="Preeti" w:hAnsi="Preeti"/>
-          <w:b/>
-          <w:sz w:val="36"/>
-          <w:szCs w:val="36"/>
-        </w:rPr>
-        <w:t>n]</w:t>
-      </w:r>
-      <w:proofErr w:type="spellStart"/>
-      <w:r>
-        <w:rPr>
-          <w:rFonts w:ascii="Preeti" w:hAnsi="Preeti"/>
-          <w:b/>
-          <w:sz w:val="36"/>
-          <w:szCs w:val="36"/>
-        </w:rPr>
-        <w:t>Vg'xf</w:t>
-      </w:r>
-      <w:proofErr w:type="spellEnd"/>
-      <w:r>
-        <w:rPr>
-          <w:rFonts w:ascii="Preeti" w:hAnsi="Preeti"/>
-          <w:b/>
-          <w:sz w:val="36"/>
-          <w:szCs w:val="36"/>
-        </w:rPr>
-        <w:t>];\</w:t>
-      </w:r>
-      <w:proofErr w:type="gramEnd"/>
-      <w:r>
-        <w:rPr>
-          <w:rFonts w:ascii="Preeti" w:hAnsi="Preeti"/>
-          <w:b/>
-          <w:bCs/>
-          <w:sz w:val="36"/>
-          <w:szCs w:val="36"/>
-        </w:rPr>
-        <w:t xml:space="preserve"> M</w:t>
-      </w:r>
-      <w:r>
-        <w:rPr>
-          <w:rFonts w:ascii="Preeti" w:hAnsi="Preeti"/>
-          <w:b/>
-          <w:bCs/>
-          <w:sz w:val="36"/>
-          <w:szCs w:val="36"/>
-        </w:rPr>
-        <w:tab/>
-      </w:r>
-      <w:r>
-        <w:rPr>
-          <w:rFonts w:ascii="Preeti" w:hAnsi="Preeti"/>
-          <w:b/>
-          <w:bCs/>
-          <w:sz w:val="36"/>
-          <w:szCs w:val="36"/>
-        </w:rPr>
-        <w:tab/>
-      </w:r>
-      <w:r>
-        <w:rPr>
-          <w:rFonts w:ascii="Preeti" w:hAnsi="Preeti"/>
-          <w:b/>
-          <w:bCs/>
-          <w:sz w:val="36"/>
-          <w:szCs w:val="36"/>
-        </w:rPr>
-        <w:tab/>
-      </w:r>
-      <w:r>
-        <w:rPr>
-          <w:rFonts w:ascii="Preeti" w:hAnsi="Preeti"/>
-          <w:b/>
-          <w:bCs/>
-          <w:sz w:val="36"/>
-          <w:szCs w:val="36"/>
-        </w:rPr>
-        <w:tab/>
-      </w:r>
-      <w:r>
-        <w:rPr>
-          <w:rFonts w:ascii="Preeti" w:hAnsi="Preeti"/>
-          <w:b/>
-          <w:bCs/>
-          <w:sz w:val="36"/>
-          <w:szCs w:val="36"/>
-        </w:rPr>
-        <w:tab/>
-      </w:r>
-      <w:r>
-        <w:rPr>
-          <w:rFonts w:ascii="Preeti" w:hAnsi="Preeti"/>
-          <w:b/>
-          <w:bCs/>
-          <w:sz w:val="36"/>
-          <w:szCs w:val="36"/>
-        </w:rPr>
-        <w:tab/>
-      </w:r>
-      <w:r>
-        <w:rPr>
-          <w:rFonts w:ascii="Preeti" w:hAnsi="Preeti"/>
-          <w:b/>
-          <w:bCs/>
-          <w:sz w:val="36"/>
-          <w:szCs w:val="36"/>
-        </w:rPr>
-        <w:tab/>
-        <w:t xml:space="preserve">  </w:t>
-      </w:r>
-      <w:r>
-        <w:rPr>
-          <w:rFonts w:ascii="Preeti" w:hAnsi="Preeti"/>
-          <w:b/>
-          <w:bCs/>
-          <w:sz w:val="36"/>
-          <w:szCs w:val="36"/>
-        </w:rPr>
-        <w:t xml:space="preserve">             </w:t>
-      </w:r>
-      <w:r>
-        <w:rPr>
-          <w:rFonts w:ascii="Preeti" w:hAnsi="Preeti"/>
-          <w:b/>
-          <w:bCs/>
-          <w:sz w:val="36"/>
-          <w:szCs w:val="36"/>
-        </w:rPr>
-        <w:tab/>
-      </w:r>
-      <w:r>
-        <w:rPr>
-          <w:rFonts w:ascii="Preeti" w:hAnsi="Preeti"/>
-          <w:b/>
-          <w:bCs/>
-          <w:sz w:val="36"/>
-          <w:szCs w:val="36"/>
-        </w:rPr>
-        <w:tab/>
-      </w:r>
-      <w:r>
-        <w:rPr>
-          <w:rFonts w:ascii="Preeti" w:hAnsi="Preeti"/>
-          <w:b/>
-          <w:bCs/>
-          <w:sz w:val="36"/>
-          <w:szCs w:val="36"/>
-        </w:rPr>
-        <w:t>-#</w:t>
-      </w:r>
-      <w:r>
-        <w:rPr>
-          <w:rFonts w:ascii="Preeti" w:hAnsi="Preeti"/>
-          <w:b/>
-          <w:bCs/>
-          <w:sz w:val="36"/>
-          <w:szCs w:val="36"/>
-        </w:rPr>
-        <w:t>_</w:t>
-      </w:r>
     </w:p>
     <w:p>
       <w:pPr>
@@ -5009,139 +4883,12 @@
         <w:ind w:left="720" w:hanging="720"/>
         <w:rPr>
           <w:rFonts w:ascii="Preeti" w:hAnsi="Preeti"/>
+          <w:b/>
           <w:bCs/>
           <w:sz w:val="36"/>
           <w:szCs w:val="36"/>
         </w:rPr>
       </w:pPr>
-      <w:r>
-        <w:rPr>
-          <w:rFonts w:ascii="Preeti" w:hAnsi="Preeti"/>
-          <w:b/>
-          <w:bCs/>
-          <w:sz w:val="36"/>
-          <w:szCs w:val="36"/>
-        </w:rPr>
-        <w:t xml:space="preserve">   </w:t>
-      </w:r>
-      <w:r>
-        <w:rPr>
-          <w:rFonts w:ascii="Preeti" w:hAnsi="Preeti"/>
-          <w:bCs/>
-          <w:sz w:val="36"/>
-          <w:szCs w:val="36"/>
-        </w:rPr>
-        <w:t>-s_</w:t>
-      </w:r>
-      <w:r>
-        <w:rPr>
-          <w:rFonts w:ascii="Preeti" w:hAnsi="Preeti"/>
-          <w:bCs/>
-          <w:sz w:val="36"/>
-          <w:szCs w:val="36"/>
-        </w:rPr>
-        <w:t xml:space="preserve"> </w:t>
-      </w:r>
-      <w:proofErr w:type="gramStart"/>
-      <w:r>
-        <w:rPr>
-          <w:rFonts w:ascii="Preeti" w:hAnsi="Preeti"/>
-          <w:bCs/>
-          <w:sz w:val="36"/>
-          <w:szCs w:val="36"/>
-        </w:rPr>
-        <w:t>d ;a</w:t>
-      </w:r>
-      <w:proofErr w:type="gramEnd"/>
-      <w:r>
-        <w:rPr>
-          <w:rFonts w:ascii="Preeti" w:hAnsi="Preeti"/>
-          <w:bCs/>
-          <w:sz w:val="36"/>
-          <w:szCs w:val="36"/>
-        </w:rPr>
-        <w:t>}</w:t>
-      </w:r>
-      <w:proofErr w:type="spellStart"/>
-      <w:r>
-        <w:rPr>
-          <w:rFonts w:ascii="Preeti" w:hAnsi="Preeti"/>
-          <w:bCs/>
-          <w:sz w:val="36"/>
-          <w:szCs w:val="36"/>
-        </w:rPr>
-        <w:t>eGbf</w:t>
-      </w:r>
-      <w:proofErr w:type="spellEnd"/>
-      <w:r>
-        <w:rPr>
-          <w:rFonts w:ascii="Preeti" w:hAnsi="Preeti"/>
-          <w:bCs/>
-          <w:sz w:val="36"/>
-          <w:szCs w:val="36"/>
-        </w:rPr>
-        <w:t xml:space="preserve"> 7'nf] r/f] </w:t>
-      </w:r>
-      <w:proofErr w:type="spellStart"/>
-      <w:r>
-        <w:rPr>
-          <w:rFonts w:ascii="Preeti" w:hAnsi="Preeti"/>
-          <w:bCs/>
-          <w:sz w:val="36"/>
-          <w:szCs w:val="36"/>
-        </w:rPr>
-        <w:t>x'F</w:t>
-      </w:r>
-      <w:proofErr w:type="spellEnd"/>
-      <w:r>
-        <w:rPr>
-          <w:rFonts w:ascii="Preeti" w:hAnsi="Preeti"/>
-          <w:bCs/>
-          <w:sz w:val="36"/>
-          <w:szCs w:val="36"/>
-        </w:rPr>
-        <w:t xml:space="preserve"> t/ </w:t>
-      </w:r>
-      <w:r>
-        <w:rPr>
-          <w:rFonts w:ascii="Preeti" w:hAnsi="Preeti"/>
-          <w:bCs/>
-          <w:sz w:val="36"/>
-          <w:szCs w:val="36"/>
-        </w:rPr>
-        <w:t>d p8\</w:t>
-      </w:r>
-      <w:proofErr w:type="gramStart"/>
-      <w:r>
-        <w:rPr>
-          <w:rFonts w:ascii="Preeti" w:hAnsi="Preeti"/>
-          <w:bCs/>
-          <w:sz w:val="36"/>
-          <w:szCs w:val="36"/>
-        </w:rPr>
-        <w:t>g ;</w:t>
-      </w:r>
-      <w:proofErr w:type="spellStart"/>
-      <w:r>
-        <w:rPr>
-          <w:rFonts w:ascii="Preeti" w:hAnsi="Preeti"/>
-          <w:bCs/>
-          <w:sz w:val="36"/>
-          <w:szCs w:val="36"/>
-        </w:rPr>
-        <w:t>lStgF</w:t>
-      </w:r>
-      <w:proofErr w:type="spellEnd"/>
-      <w:proofErr w:type="gramEnd"/>
-      <w:r>
-        <w:rPr>
-          <w:rFonts w:ascii="Preeti" w:hAnsi="Preeti"/>
-          <w:bCs/>
-          <w:sz w:val="36"/>
-          <w:szCs w:val="36"/>
-        </w:rPr>
-        <w:t xml:space="preserve"> . =================================</w:t>
-      </w:r>
     </w:p>
     <w:p>
       <w:pPr>
@@ -5149,140 +4896,12 @@
         <w:ind w:left="720" w:hanging="720"/>
         <w:rPr>
           <w:rFonts w:ascii="Preeti" w:hAnsi="Preeti"/>
+          <w:b/>
           <w:bCs/>
           <w:sz w:val="36"/>
           <w:szCs w:val="36"/>
         </w:rPr>
       </w:pPr>
-      <w:r>
-        <w:rPr>
-          <w:rFonts w:ascii="Preeti" w:hAnsi="Preeti"/>
-          <w:bCs/>
-          <w:sz w:val="36"/>
-          <w:szCs w:val="36"/>
-        </w:rPr>
-        <w:t xml:space="preserve">   -v_ </w:t>
-      </w:r>
-      <w:r>
-        <w:rPr>
-          <w:rFonts w:ascii="Preeti" w:hAnsi="Preeti"/>
-          <w:bCs/>
-          <w:sz w:val="36"/>
-          <w:szCs w:val="36"/>
-        </w:rPr>
-        <w:t xml:space="preserve">d Pp6f 8f]/L h:t} </w:t>
-      </w:r>
-      <w:proofErr w:type="spellStart"/>
-      <w:r>
-        <w:rPr>
-          <w:rFonts w:ascii="Preeti" w:hAnsi="Preeti"/>
-          <w:bCs/>
-          <w:sz w:val="36"/>
-          <w:szCs w:val="36"/>
-        </w:rPr>
-        <w:t>hgfj</w:t>
-      </w:r>
-      <w:proofErr w:type="spellEnd"/>
-      <w:r>
-        <w:rPr>
-          <w:rFonts w:ascii="Preeti" w:hAnsi="Preeti"/>
-          <w:bCs/>
-          <w:sz w:val="36"/>
-          <w:szCs w:val="36"/>
-        </w:rPr>
-        <w:t xml:space="preserve">/ </w:t>
-      </w:r>
-      <w:proofErr w:type="spellStart"/>
-      <w:proofErr w:type="gramStart"/>
-      <w:r>
-        <w:rPr>
-          <w:rFonts w:ascii="Preeti" w:hAnsi="Preeti"/>
-          <w:bCs/>
-          <w:sz w:val="36"/>
-          <w:szCs w:val="36"/>
-        </w:rPr>
-        <w:t>x'F</w:t>
-      </w:r>
-      <w:proofErr w:type="spellEnd"/>
-      <w:r>
-        <w:rPr>
-          <w:rFonts w:ascii="Preeti" w:hAnsi="Preeti"/>
-          <w:bCs/>
-          <w:sz w:val="36"/>
-          <w:szCs w:val="36"/>
-        </w:rPr>
-        <w:t xml:space="preserve"> .</w:t>
-      </w:r>
-      <w:proofErr w:type="gramEnd"/>
-      <w:r>
-        <w:rPr>
-          <w:rFonts w:ascii="Preeti" w:hAnsi="Preeti"/>
-          <w:bCs/>
-          <w:sz w:val="36"/>
-          <w:szCs w:val="36"/>
-        </w:rPr>
-        <w:t xml:space="preserve"> d Ps 7fpFaf6 </w:t>
-      </w:r>
-      <w:proofErr w:type="spellStart"/>
-      <w:proofErr w:type="gramStart"/>
-      <w:r>
-        <w:rPr>
-          <w:rFonts w:ascii="Preeti" w:hAnsi="Preeti"/>
-          <w:bCs/>
-          <w:sz w:val="36"/>
-          <w:szCs w:val="36"/>
-        </w:rPr>
-        <w:t>csf</w:t>
-      </w:r>
-      <w:proofErr w:type="spellEnd"/>
-      <w:r>
-        <w:rPr>
-          <w:rFonts w:ascii="Preeti" w:hAnsi="Preeti"/>
-          <w:bCs/>
-          <w:sz w:val="36"/>
-          <w:szCs w:val="36"/>
-        </w:rPr>
-        <w:t>]{</w:t>
-      </w:r>
-      <w:proofErr w:type="gramEnd"/>
-      <w:r>
-        <w:rPr>
-          <w:rFonts w:ascii="Preeti" w:hAnsi="Preeti"/>
-          <w:bCs/>
-          <w:sz w:val="36"/>
-          <w:szCs w:val="36"/>
-        </w:rPr>
-        <w:t xml:space="preserve"> 7fpFdf 3;|G5</w:t>
-      </w:r>
-      <w:proofErr w:type="gramStart"/>
-      <w:r>
-        <w:rPr>
-          <w:rFonts w:ascii="Preeti" w:hAnsi="Preeti"/>
-          <w:bCs/>
-          <w:sz w:val="36"/>
-          <w:szCs w:val="36"/>
-        </w:rPr>
-        <w:t>' .</w:t>
-      </w:r>
-      <w:proofErr w:type="gramEnd"/>
-      <w:r>
-        <w:rPr>
-          <w:rFonts w:ascii="Preeti" w:hAnsi="Preeti"/>
-          <w:bCs/>
-          <w:sz w:val="36"/>
-          <w:szCs w:val="36"/>
-        </w:rPr>
-        <w:t xml:space="preserve"> ===========</w:t>
-      </w:r>
-      <w:r>
-        <w:rPr>
-          <w:rFonts w:ascii="Preeti" w:hAnsi="Preeti"/>
-          <w:bCs/>
-          <w:sz w:val="36"/>
-          <w:szCs w:val="36"/>
-        </w:rPr>
-        <w:t>=</w:t>
-      </w:r>
     </w:p>
     <w:p>
       <w:pPr>
@@ -5290,235 +4909,12 @@
         <w:ind w:left="720" w:hanging="720"/>
         <w:rPr>
           <w:rFonts w:ascii="Preeti" w:hAnsi="Preeti"/>
+          <w:b/>
           <w:bCs/>
           <w:sz w:val="36"/>
           <w:szCs w:val="36"/>
         </w:rPr>
       </w:pPr>
-      <w:r>
-        <w:rPr>
-          <w:rFonts w:ascii="Preeti" w:hAnsi="Preeti"/>
-          <w:bCs/>
-          <w:sz w:val="36"/>
-          <w:szCs w:val="36"/>
-        </w:rPr>
-        <w:t xml:space="preserve">    -u_ d hª\</w:t>
-      </w:r>
-      <w:proofErr w:type="spellStart"/>
-      <w:r>
-        <w:rPr>
-          <w:rFonts w:ascii="Preeti" w:hAnsi="Preeti"/>
-          <w:bCs/>
-          <w:sz w:val="36"/>
-          <w:szCs w:val="36"/>
-        </w:rPr>
-        <w:t>unsf</w:t>
-      </w:r>
-      <w:proofErr w:type="spellEnd"/>
-      <w:r>
-        <w:rPr>
-          <w:rFonts w:ascii="Preeti" w:hAnsi="Preeti"/>
-          <w:bCs/>
-          <w:sz w:val="36"/>
-          <w:szCs w:val="36"/>
-        </w:rPr>
-        <w:t>] /</w:t>
-      </w:r>
-      <w:proofErr w:type="spellStart"/>
-      <w:r>
-        <w:rPr>
-          <w:rFonts w:ascii="Preeti" w:hAnsi="Preeti"/>
-          <w:bCs/>
-          <w:sz w:val="36"/>
-          <w:szCs w:val="36"/>
-        </w:rPr>
-        <w:t>fhf</w:t>
-      </w:r>
-      <w:proofErr w:type="spellEnd"/>
-      <w:r>
-        <w:rPr>
-          <w:rFonts w:ascii="Preeti" w:hAnsi="Preeti"/>
-          <w:bCs/>
-          <w:sz w:val="36"/>
-          <w:szCs w:val="36"/>
-        </w:rPr>
-        <w:t xml:space="preserve"> </w:t>
-      </w:r>
-      <w:proofErr w:type="spellStart"/>
-      <w:proofErr w:type="gramStart"/>
-      <w:r>
-        <w:rPr>
-          <w:rFonts w:ascii="Preeti" w:hAnsi="Preeti"/>
-          <w:bCs/>
-          <w:sz w:val="36"/>
-          <w:szCs w:val="36"/>
-        </w:rPr>
-        <w:t>x'F</w:t>
-      </w:r>
-      <w:proofErr w:type="spellEnd"/>
-      <w:r>
-        <w:rPr>
-          <w:rFonts w:ascii="Preeti" w:hAnsi="Preeti"/>
-          <w:bCs/>
-          <w:sz w:val="36"/>
-          <w:szCs w:val="36"/>
-        </w:rPr>
-        <w:t xml:space="preserve"> .</w:t>
-      </w:r>
-      <w:proofErr w:type="gramEnd"/>
-      <w:r>
-        <w:rPr>
-          <w:rFonts w:ascii="Preeti" w:hAnsi="Preeti"/>
-          <w:bCs/>
-          <w:sz w:val="36"/>
-          <w:szCs w:val="36"/>
-        </w:rPr>
-        <w:t xml:space="preserve"> d </w:t>
-      </w:r>
-      <w:proofErr w:type="gramStart"/>
-      <w:r>
-        <w:rPr>
-          <w:rFonts w:ascii="Preeti" w:hAnsi="Preeti"/>
-          <w:bCs/>
-          <w:sz w:val="36"/>
-          <w:szCs w:val="36"/>
-        </w:rPr>
-        <w:t>uh{</w:t>
-      </w:r>
-      <w:proofErr w:type="gramEnd"/>
-      <w:r>
-        <w:rPr>
-          <w:rFonts w:ascii="Preeti" w:hAnsi="Preeti"/>
-          <w:bCs/>
-          <w:sz w:val="36"/>
-          <w:szCs w:val="36"/>
-        </w:rPr>
-        <w:t>g u5</w:t>
-      </w:r>
-      <w:proofErr w:type="gramStart"/>
-      <w:r>
-        <w:rPr>
-          <w:rFonts w:ascii="Preeti" w:hAnsi="Preeti"/>
-          <w:bCs/>
-          <w:sz w:val="36"/>
-          <w:szCs w:val="36"/>
-        </w:rPr>
-        <w:t>'{ /</w:t>
-      </w:r>
-      <w:proofErr w:type="gramEnd"/>
-      <w:r>
-        <w:rPr>
-          <w:rFonts w:ascii="Preeti" w:hAnsi="Preeti"/>
-          <w:bCs/>
-          <w:sz w:val="36"/>
-          <w:szCs w:val="36"/>
-        </w:rPr>
-        <w:t xml:space="preserve"> </w:t>
-      </w:r>
-      <w:proofErr w:type="spellStart"/>
-      <w:proofErr w:type="gramStart"/>
-      <w:r>
-        <w:rPr>
-          <w:rFonts w:ascii="Preeti" w:hAnsi="Preeti"/>
-          <w:bCs/>
-          <w:sz w:val="36"/>
-          <w:szCs w:val="36"/>
-        </w:rPr>
-        <w:t>l;sf</w:t>
-      </w:r>
-      <w:proofErr w:type="spellEnd"/>
-      <w:proofErr w:type="gramEnd"/>
-      <w:r>
-        <w:rPr>
-          <w:rFonts w:ascii="Preeti" w:hAnsi="Preeti"/>
-          <w:bCs/>
-          <w:sz w:val="36"/>
-          <w:szCs w:val="36"/>
-        </w:rPr>
-        <w:t xml:space="preserve">/sf] </w:t>
-      </w:r>
-      <w:proofErr w:type="spellStart"/>
-      <w:proofErr w:type="gramStart"/>
-      <w:r>
-        <w:rPr>
-          <w:rFonts w:ascii="Preeti" w:hAnsi="Preeti"/>
-          <w:bCs/>
-          <w:sz w:val="36"/>
-          <w:szCs w:val="36"/>
-        </w:rPr>
-        <w:t>vf</w:t>
-      </w:r>
-      <w:proofErr w:type="spellEnd"/>
-      <w:r>
-        <w:rPr>
-          <w:rFonts w:ascii="Preeti" w:hAnsi="Preeti"/>
-          <w:bCs/>
-          <w:sz w:val="36"/>
-          <w:szCs w:val="36"/>
-        </w:rPr>
-        <w:t>]</w:t>
-      </w:r>
-      <w:proofErr w:type="spellStart"/>
-      <w:r>
-        <w:rPr>
-          <w:rFonts w:ascii="Preeti" w:hAnsi="Preeti"/>
-          <w:bCs/>
-          <w:sz w:val="36"/>
-          <w:szCs w:val="36"/>
-        </w:rPr>
-        <w:t>hLdf</w:t>
-      </w:r>
-      <w:proofErr w:type="spellEnd"/>
-      <w:proofErr w:type="gramEnd"/>
-      <w:r>
-        <w:rPr>
-          <w:rFonts w:ascii="Preeti" w:hAnsi="Preeti"/>
-          <w:bCs/>
-          <w:sz w:val="36"/>
-          <w:szCs w:val="36"/>
-        </w:rPr>
-        <w:t xml:space="preserve"> </w:t>
-      </w:r>
-      <w:proofErr w:type="gramStart"/>
-      <w:r>
-        <w:rPr>
-          <w:rFonts w:ascii="Preeti" w:hAnsi="Preeti"/>
-          <w:bCs/>
-          <w:sz w:val="36"/>
-          <w:szCs w:val="36"/>
-        </w:rPr>
-        <w:t>bf}l</w:t>
-      </w:r>
-      <w:proofErr w:type="gramEnd"/>
-      <w:r>
-        <w:rPr>
-          <w:rFonts w:ascii="Preeti" w:hAnsi="Preeti"/>
-          <w:bCs/>
-          <w:sz w:val="36"/>
-          <w:szCs w:val="36"/>
-        </w:rPr>
-        <w:t>8G5</w:t>
-      </w:r>
-      <w:proofErr w:type="gramStart"/>
-      <w:r>
-        <w:rPr>
-          <w:rFonts w:ascii="Preeti" w:hAnsi="Preeti"/>
-          <w:bCs/>
-          <w:sz w:val="36"/>
-          <w:szCs w:val="36"/>
-        </w:rPr>
-        <w:t>' .</w:t>
-      </w:r>
-      <w:proofErr w:type="gramEnd"/>
-      <w:r>
-        <w:rPr>
-          <w:rFonts w:ascii="Preeti" w:hAnsi="Preeti"/>
-          <w:bCs/>
-          <w:sz w:val="36"/>
-          <w:szCs w:val="36"/>
-        </w:rPr>
-        <w:t xml:space="preserve"> =============== </w:t>
-      </w:r>
       <w:r>
         <w:rPr>
           <w:sz w:val="36"/>
@@ -5546,28 +4942,35 @@
           <v:rect id="_x0000_s1034" style="position:absolute;left:0;text-align:left;margin-left:18.75pt;margin-top:166.1pt;width:120.75pt;height:24pt;z-index:251655168;mso-position-horizontal-relative:text;mso-position-vertical-relative:text"/>
         </w:pict>
       </w:r>
-    </w:p>
-    <w:p>
-      <w:pPr>
-        <w:spacing w:line="240" w:lineRule="auto"/>
-        <w:ind w:left="1440" w:hanging="1440"/>
-        <w:rPr>
-          <w:rFonts w:ascii="Preeti" w:hAnsi="Preeti"/>
-          <w:b/>
-          <w:bCs/>
-          <w:sz w:val="36"/>
-          <w:szCs w:val="36"/>
-        </w:rPr>
-      </w:pPr>
-      <w:r>
-        <w:rPr>
-          <w:rFonts w:ascii="Preeti" w:hAnsi="Preeti"/>
-          <w:b/>
-          <w:bCs/>
-          <w:sz w:val="36"/>
-          <w:szCs w:val="36"/>
-        </w:rPr>
-        <w:t xml:space="preserve">-&amp;_ </w:t>
+      <w:r>
+        <w:rPr>
+          <w:rFonts w:ascii="Preeti" w:hAnsi="Preeti"/>
+          <w:b/>
+          <w:bCs/>
+          <w:sz w:val="36"/>
+          <w:szCs w:val="36"/>
+        </w:rPr>
+        <w:t>-</w:t>
+      </w:r>
+      <w:r>
+        <w:rPr>
+          <w:rFonts w:ascii="Preeti" w:hAnsi="Preeti"/>
+          <w:b/>
+          <w:bCs/>
+          <w:sz w:val="36"/>
+          <w:szCs w:val="36"/>
+        </w:rPr>
+        <w:t>^</w:t>
+      </w:r>
+      <w:r>
+        <w:rPr>
+          <w:rFonts w:ascii="Preeti" w:hAnsi="Preeti"/>
+          <w:b/>
+          <w:bCs/>
+          <w:sz w:val="36"/>
+          <w:szCs w:val="36"/>
+        </w:rPr>
+        <w:t xml:space="preserve">_ </w:t>
       </w:r>
       <w:proofErr w:type="spellStart"/>
       <w:r>
@@ -6779,7 +6182,8 @@
     </w:p>
     <w:p>
       <w:pPr>
-        <w:spacing w:line="240" w:lineRule="auto"/>
+        <w:spacing w:after="0" w:line="240" w:lineRule="auto"/>
+        <w:ind w:left="720" w:hanging="720"/>
         <w:rPr>
           <w:rFonts w:ascii="Preeti" w:hAnsi="Preeti"/>
           <w:b/>
@@ -6792,258 +6196,474 @@
         <w:rPr>
           <w:rFonts w:ascii="Preeti" w:hAnsi="Preeti"/>
           <w:b/>
-          <w:bCs/>
           <w:sz w:val="36"/>
           <w:szCs w:val="36"/>
         </w:rPr>
         <w:lastRenderedPageBreak/>
-        <w:t xml:space="preserve">-*_ </w:t>
-      </w:r>
-      <w:proofErr w:type="spellStart"/>
-      <w:r>
-        <w:rPr>
-          <w:rFonts w:ascii="Preeti" w:hAnsi="Preeti"/>
-          <w:b/>
-          <w:bCs/>
-          <w:sz w:val="36"/>
-          <w:szCs w:val="36"/>
-        </w:rPr>
-        <w:t>tn</w:t>
-      </w:r>
-      <w:proofErr w:type="spellEnd"/>
-      <w:r>
-        <w:rPr>
-          <w:rFonts w:ascii="Preeti" w:hAnsi="Preeti"/>
-          <w:b/>
-          <w:bCs/>
+        <w:t>-</w:t>
+      </w:r>
+      <w:r>
+        <w:rPr>
+          <w:rFonts w:ascii="Preeti" w:hAnsi="Preeti"/>
+          <w:b/>
+          <w:sz w:val="36"/>
+          <w:szCs w:val="36"/>
+        </w:rPr>
+        <w:t>&amp;</w:t>
+      </w:r>
+      <w:r>
+        <w:rPr>
+          <w:rFonts w:ascii="Preeti" w:hAnsi="Preeti"/>
+          <w:b/>
+          <w:sz w:val="36"/>
+          <w:szCs w:val="36"/>
+        </w:rPr>
+        <w:t xml:space="preserve">_ d sf] </w:t>
+      </w:r>
+      <w:proofErr w:type="spellStart"/>
+      <w:r>
+        <w:rPr>
+          <w:rFonts w:ascii="Preeti" w:hAnsi="Preeti"/>
+          <w:b/>
+          <w:sz w:val="36"/>
+          <w:szCs w:val="36"/>
+        </w:rPr>
+        <w:t>x'F</w:t>
+      </w:r>
+      <w:proofErr w:type="spellEnd"/>
+      <w:r>
+        <w:rPr>
+          <w:rFonts w:ascii="Preeti" w:hAnsi="Preeti"/>
+          <w:b/>
           <w:sz w:val="36"/>
           <w:szCs w:val="36"/>
         </w:rPr>
         <w:t xml:space="preserve"> </w:t>
       </w:r>
-      <w:proofErr w:type="spellStart"/>
-      <w:r>
-        <w:rPr>
-          <w:rFonts w:ascii="Preeti" w:hAnsi="Preeti"/>
-          <w:b/>
-          <w:sz w:val="36"/>
-          <w:szCs w:val="36"/>
-        </w:rPr>
-        <w:t>lbOPsf</w:t>
-      </w:r>
-      <w:proofErr w:type="spellEnd"/>
-      <w:r>
-        <w:rPr>
-          <w:rFonts w:ascii="Preeti" w:hAnsi="Preeti"/>
-          <w:b/>
+      <w:proofErr w:type="gramStart"/>
+      <w:r>
+        <w:rPr>
+          <w:rFonts w:ascii="Preeti" w:hAnsi="Preeti"/>
+          <w:b/>
+          <w:sz w:val="36"/>
+          <w:szCs w:val="36"/>
+        </w:rPr>
+        <w:t>n]</w:t>
+      </w:r>
+      <w:proofErr w:type="spellStart"/>
+      <w:r>
+        <w:rPr>
+          <w:rFonts w:ascii="Preeti" w:hAnsi="Preeti"/>
+          <w:b/>
+          <w:sz w:val="36"/>
+          <w:szCs w:val="36"/>
+        </w:rPr>
+        <w:t>Vg'xf</w:t>
+      </w:r>
+      <w:proofErr w:type="spellEnd"/>
+      <w:r>
+        <w:rPr>
+          <w:rFonts w:ascii="Preeti" w:hAnsi="Preeti"/>
+          <w:b/>
+          <w:sz w:val="36"/>
+          <w:szCs w:val="36"/>
+        </w:rPr>
+        <w:t>];\</w:t>
+      </w:r>
+      <w:proofErr w:type="gramEnd"/>
+      <w:r>
+        <w:rPr>
+          <w:rFonts w:ascii="Preeti" w:hAnsi="Preeti"/>
+          <w:b/>
+          <w:bCs/>
+          <w:sz w:val="36"/>
+          <w:szCs w:val="36"/>
+        </w:rPr>
+        <w:t xml:space="preserve"> M</w:t>
+      </w:r>
+      <w:r>
+        <w:rPr>
+          <w:rFonts w:ascii="Preeti" w:hAnsi="Preeti"/>
+          <w:b/>
+          <w:bCs/>
+          <w:sz w:val="36"/>
+          <w:szCs w:val="36"/>
+        </w:rPr>
+        <w:tab/>
+      </w:r>
+      <w:r>
+        <w:rPr>
+          <w:rFonts w:ascii="Preeti" w:hAnsi="Preeti"/>
+          <w:b/>
+          <w:bCs/>
+          <w:sz w:val="36"/>
+          <w:szCs w:val="36"/>
+        </w:rPr>
+        <w:tab/>
+      </w:r>
+      <w:r>
+        <w:rPr>
+          <w:rFonts w:ascii="Preeti" w:hAnsi="Preeti"/>
+          <w:b/>
+          <w:bCs/>
+          <w:sz w:val="36"/>
+          <w:szCs w:val="36"/>
+        </w:rPr>
+        <w:tab/>
+      </w:r>
+      <w:r>
+        <w:rPr>
+          <w:rFonts w:ascii="Preeti" w:hAnsi="Preeti"/>
+          <w:b/>
+          <w:bCs/>
+          <w:sz w:val="36"/>
+          <w:szCs w:val="36"/>
+        </w:rPr>
+        <w:tab/>
+      </w:r>
+      <w:r>
+        <w:rPr>
+          <w:rFonts w:ascii="Preeti" w:hAnsi="Preeti"/>
+          <w:b/>
+          <w:bCs/>
+          <w:sz w:val="36"/>
+          <w:szCs w:val="36"/>
+        </w:rPr>
+        <w:tab/>
+      </w:r>
+      <w:r>
+        <w:rPr>
+          <w:rFonts w:ascii="Preeti" w:hAnsi="Preeti"/>
+          <w:b/>
+          <w:bCs/>
+          <w:sz w:val="36"/>
+          <w:szCs w:val="36"/>
+        </w:rPr>
+        <w:tab/>
+      </w:r>
+      <w:r>
+        <w:rPr>
+          <w:rFonts w:ascii="Preeti" w:hAnsi="Preeti"/>
+          <w:b/>
+          <w:bCs/>
+          <w:sz w:val="36"/>
+          <w:szCs w:val="36"/>
+        </w:rPr>
+        <w:tab/>
+        <w:t xml:space="preserve">  </w:t>
+      </w:r>
+      <w:r>
+        <w:rPr>
+          <w:rFonts w:ascii="Preeti" w:hAnsi="Preeti"/>
+          <w:b/>
+          <w:bCs/>
+          <w:sz w:val="36"/>
+          <w:szCs w:val="36"/>
+        </w:rPr>
+        <w:t xml:space="preserve">             </w:t>
+      </w:r>
+      <w:r>
+        <w:rPr>
+          <w:rFonts w:ascii="Preeti" w:hAnsi="Preeti"/>
+          <w:b/>
+          <w:bCs/>
+          <w:sz w:val="36"/>
+          <w:szCs w:val="36"/>
+        </w:rPr>
+        <w:tab/>
+      </w:r>
+      <w:r>
+        <w:rPr>
+          <w:rFonts w:ascii="Preeti" w:hAnsi="Preeti"/>
+          <w:b/>
+          <w:bCs/>
+          <w:sz w:val="36"/>
+          <w:szCs w:val="36"/>
+        </w:rPr>
+        <w:tab/>
+        <w:t>-#</w:t>
+      </w:r>
+      <w:r>
+        <w:rPr>
+          <w:rFonts w:ascii="Preeti" w:hAnsi="Preeti"/>
+          <w:b/>
+          <w:bCs/>
+          <w:sz w:val="36"/>
+          <w:szCs w:val="36"/>
+        </w:rPr>
+        <w:t>_</w:t>
+      </w:r>
+    </w:p>
+    <w:p>
+      <w:pPr>
+        <w:spacing w:line="360" w:lineRule="auto"/>
+        <w:ind w:left="720" w:hanging="720"/>
+        <w:rPr>
+          <w:rFonts w:ascii="Preeti" w:hAnsi="Preeti"/>
+          <w:bCs/>
+          <w:sz w:val="36"/>
+          <w:szCs w:val="36"/>
+        </w:rPr>
+      </w:pPr>
+      <w:r>
+        <w:rPr>
+          <w:rFonts w:ascii="Preeti" w:hAnsi="Preeti"/>
+          <w:b/>
+          <w:bCs/>
+          <w:sz w:val="36"/>
+          <w:szCs w:val="36"/>
+        </w:rPr>
+        <w:t xml:space="preserve">   </w:t>
+      </w:r>
+      <w:r>
+        <w:rPr>
+          <w:rFonts w:ascii="Preeti" w:hAnsi="Preeti"/>
+          <w:bCs/>
+          <w:sz w:val="36"/>
+          <w:szCs w:val="36"/>
+        </w:rPr>
+        <w:t>-s_</w:t>
+      </w:r>
+      <w:r>
+        <w:rPr>
+          <w:rFonts w:ascii="Preeti" w:hAnsi="Preeti"/>
+          <w:bCs/>
           <w:sz w:val="36"/>
           <w:szCs w:val="36"/>
         </w:rPr>
         <w:t xml:space="preserve"> </w:t>
       </w:r>
-      <w:proofErr w:type="spellStart"/>
       <w:proofErr w:type="gramStart"/>
       <w:r>
         <w:rPr>
           <w:rFonts w:ascii="Preeti" w:hAnsi="Preeti"/>
-          <w:b/>
-          <w:sz w:val="36"/>
-          <w:szCs w:val="36"/>
-        </w:rPr>
-        <w:t>cf</w:t>
-      </w:r>
-      <w:proofErr w:type="spellEnd"/>
-      <w:r>
-        <w:rPr>
-          <w:rFonts w:ascii="Preeti" w:hAnsi="Preeti"/>
-          <w:b/>
-          <w:sz w:val="36"/>
-          <w:szCs w:val="36"/>
-        </w:rPr>
-        <w:t>}hf</w:t>
+          <w:bCs/>
+          <w:sz w:val="36"/>
+          <w:szCs w:val="36"/>
+        </w:rPr>
+        <w:t>d ;a</w:t>
       </w:r>
       <w:proofErr w:type="gramEnd"/>
       <w:r>
         <w:rPr>
           <w:rFonts w:ascii="Preeti" w:hAnsi="Preeti"/>
-          <w:b/>
-          <w:sz w:val="36"/>
-          <w:szCs w:val="36"/>
-        </w:rPr>
-        <w:t>/</w:t>
-      </w:r>
-      <w:proofErr w:type="spellStart"/>
-      <w:r>
-        <w:rPr>
-          <w:rFonts w:ascii="Preeti" w:hAnsi="Preeti"/>
-          <w:b/>
-          <w:sz w:val="36"/>
-          <w:szCs w:val="36"/>
-        </w:rPr>
-        <w:t>x¿sf</w:t>
-      </w:r>
-      <w:proofErr w:type="spellEnd"/>
-      <w:r>
-        <w:rPr>
-          <w:rFonts w:ascii="Preeti" w:hAnsi="Preeti"/>
-          <w:b/>
-          <w:sz w:val="36"/>
-          <w:szCs w:val="36"/>
-        </w:rPr>
-        <w:t xml:space="preserve">] </w:t>
-      </w:r>
-      <w:proofErr w:type="spellStart"/>
-      <w:r>
-        <w:rPr>
-          <w:rFonts w:ascii="Preeti" w:hAnsi="Preeti"/>
-          <w:b/>
-          <w:sz w:val="36"/>
-          <w:szCs w:val="36"/>
-        </w:rPr>
-        <w:t>sfd</w:t>
-      </w:r>
-      <w:proofErr w:type="spellEnd"/>
-      <w:r>
-        <w:rPr>
-          <w:rFonts w:ascii="Preeti" w:hAnsi="Preeti"/>
-          <w:b/>
-          <w:sz w:val="36"/>
-          <w:szCs w:val="36"/>
-        </w:rPr>
-        <w:t xml:space="preserve"> </w:t>
+          <w:bCs/>
+          <w:sz w:val="36"/>
+          <w:szCs w:val="36"/>
+        </w:rPr>
+        <w:t>}</w:t>
+      </w:r>
+      <w:proofErr w:type="spellStart"/>
+      <w:r>
+        <w:rPr>
+          <w:rFonts w:ascii="Preeti" w:hAnsi="Preeti"/>
+          <w:bCs/>
+          <w:sz w:val="36"/>
+          <w:szCs w:val="36"/>
+        </w:rPr>
+        <w:t>eGbf</w:t>
+      </w:r>
+      <w:proofErr w:type="spellEnd"/>
+      <w:r>
+        <w:rPr>
+          <w:rFonts w:ascii="Preeti" w:hAnsi="Preeti"/>
+          <w:bCs/>
+          <w:sz w:val="36"/>
+          <w:szCs w:val="36"/>
+        </w:rPr>
+        <w:t xml:space="preserve"> 7'nf] r/f] </w:t>
+      </w:r>
+      <w:proofErr w:type="spellStart"/>
+      <w:r>
+        <w:rPr>
+          <w:rFonts w:ascii="Preeti" w:hAnsi="Preeti"/>
+          <w:bCs/>
+          <w:sz w:val="36"/>
+          <w:szCs w:val="36"/>
+        </w:rPr>
+        <w:t>x'F</w:t>
+      </w:r>
+      <w:proofErr w:type="spellEnd"/>
+      <w:r>
+        <w:rPr>
+          <w:rFonts w:ascii="Preeti" w:hAnsi="Preeti"/>
+          <w:bCs/>
+          <w:sz w:val="36"/>
+          <w:szCs w:val="36"/>
+        </w:rPr>
+        <w:t xml:space="preserve"> t/ d p8\</w:t>
       </w:r>
       <w:proofErr w:type="gramStart"/>
       <w:r>
         <w:rPr>
           <w:rFonts w:ascii="Preeti" w:hAnsi="Preeti"/>
-          <w:b/>
-          <w:sz w:val="36"/>
-          <w:szCs w:val="36"/>
-        </w:rPr>
-        <w:t>n]</w:t>
-      </w:r>
-      <w:proofErr w:type="spellStart"/>
-      <w:r>
-        <w:rPr>
-          <w:rFonts w:ascii="Preeti" w:hAnsi="Preeti"/>
-          <w:b/>
-          <w:sz w:val="36"/>
-          <w:szCs w:val="36"/>
-        </w:rPr>
-        <w:t>Vg'xf</w:t>
-      </w:r>
-      <w:proofErr w:type="spellEnd"/>
-      <w:r>
-        <w:rPr>
-          <w:rFonts w:ascii="Preeti" w:hAnsi="Preeti"/>
-          <w:b/>
-          <w:sz w:val="36"/>
-          <w:szCs w:val="36"/>
-        </w:rPr>
-        <w:t>];\</w:t>
-      </w:r>
+          <w:bCs/>
+          <w:sz w:val="36"/>
+          <w:szCs w:val="36"/>
+        </w:rPr>
+        <w:t>g ;</w:t>
+      </w:r>
+      <w:proofErr w:type="spellStart"/>
+      <w:r>
+        <w:rPr>
+          <w:rFonts w:ascii="Preeti" w:hAnsi="Preeti"/>
+          <w:bCs/>
+          <w:sz w:val="36"/>
+          <w:szCs w:val="36"/>
+        </w:rPr>
+        <w:t>lStgF</w:t>
+      </w:r>
+      <w:proofErr w:type="spellEnd"/>
       <w:proofErr w:type="gramEnd"/>
       <w:r>
         <w:rPr>
           <w:rFonts w:ascii="Preeti" w:hAnsi="Preeti"/>
-          <w:b/>
-          <w:bCs/>
-          <w:sz w:val="36"/>
-          <w:szCs w:val="36"/>
-        </w:rPr>
-        <w:t xml:space="preserve"> M</w:t>
-      </w:r>
-      <w:r>
-        <w:rPr>
-          <w:rFonts w:ascii="Preeti" w:hAnsi="Preeti"/>
-          <w:b/>
-          <w:bCs/>
-          <w:sz w:val="36"/>
-          <w:szCs w:val="36"/>
-        </w:rPr>
-        <w:tab/>
-        <w:t xml:space="preserve">        </w:t>
-      </w:r>
-      <w:r>
-        <w:rPr>
-          <w:rFonts w:ascii="Preeti" w:hAnsi="Preeti"/>
-          <w:b/>
-          <w:bCs/>
-          <w:sz w:val="36"/>
-          <w:szCs w:val="36"/>
-        </w:rPr>
-        <w:tab/>
-      </w:r>
-      <w:r>
-        <w:rPr>
-          <w:rFonts w:ascii="Preeti" w:hAnsi="Preeti"/>
-          <w:b/>
-          <w:bCs/>
-          <w:sz w:val="36"/>
-          <w:szCs w:val="36"/>
-        </w:rPr>
-        <w:tab/>
-      </w:r>
-      <w:r>
-        <w:rPr>
-          <w:rFonts w:ascii="Preeti" w:hAnsi="Preeti"/>
-          <w:b/>
-          <w:bCs/>
-          <w:sz w:val="36"/>
-          <w:szCs w:val="36"/>
-        </w:rPr>
-        <w:tab/>
-      </w:r>
-      <w:r>
-        <w:rPr>
-          <w:rFonts w:ascii="Preeti" w:hAnsi="Preeti"/>
-          <w:b/>
-          <w:bCs/>
-          <w:sz w:val="36"/>
-          <w:szCs w:val="36"/>
-        </w:rPr>
-        <w:tab/>
-        <w:t xml:space="preserve">   </w:t>
-      </w:r>
-      <w:r>
-        <w:rPr>
-          <w:rFonts w:ascii="Preeti" w:hAnsi="Preeti"/>
-          <w:b/>
-          <w:bCs/>
-          <w:sz w:val="36"/>
-          <w:szCs w:val="36"/>
-        </w:rPr>
-        <w:tab/>
-      </w:r>
-      <w:r>
-        <w:rPr>
-          <w:rFonts w:ascii="Preeti" w:hAnsi="Preeti"/>
-          <w:b/>
-          <w:bCs/>
-          <w:sz w:val="36"/>
-          <w:szCs w:val="36"/>
-        </w:rPr>
-        <w:tab/>
-      </w:r>
-      <w:r>
-        <w:rPr>
-          <w:rFonts w:ascii="Preeti" w:hAnsi="Preeti"/>
-          <w:b/>
-          <w:bCs/>
-          <w:sz w:val="36"/>
-          <w:szCs w:val="36"/>
-        </w:rPr>
-        <w:t>-#</w:t>
-      </w:r>
-      <w:r>
-        <w:rPr>
-          <w:rFonts w:ascii="Preeti" w:hAnsi="Preeti"/>
-          <w:b/>
-          <w:bCs/>
-          <w:sz w:val="36"/>
-          <w:szCs w:val="36"/>
-        </w:rPr>
-        <w:t>_</w:t>
+          <w:bCs/>
+          <w:sz w:val="36"/>
+          <w:szCs w:val="36"/>
+        </w:rPr>
+        <w:t xml:space="preserve"> . =================================</w:t>
+      </w:r>
+      <w:r>
+        <w:rPr>
+          <w:rFonts w:ascii="Preeti" w:hAnsi="Preeti"/>
+          <w:bCs/>
+          <w:sz w:val="36"/>
+          <w:szCs w:val="36"/>
+        </w:rPr>
+        <w:t>===================</w:t>
+      </w:r>
+    </w:p>
+    <w:p>
+      <w:pPr>
+        <w:spacing w:line="360" w:lineRule="auto"/>
+        <w:ind w:left="720" w:hanging="720"/>
+        <w:rPr>
+          <w:rFonts w:ascii="Preeti" w:hAnsi="Preeti"/>
+          <w:bCs/>
+          <w:sz w:val="36"/>
+          <w:szCs w:val="36"/>
+        </w:rPr>
+      </w:pPr>
+      <w:r>
+        <w:rPr>
+          <w:rFonts w:ascii="Preeti" w:hAnsi="Preeti"/>
+          <w:bCs/>
+          <w:sz w:val="36"/>
+          <w:szCs w:val="36"/>
+        </w:rPr>
+        <w:t xml:space="preserve">   -v_ d Pp6f 8f]/L h:t} </w:t>
+      </w:r>
+      <w:proofErr w:type="spellStart"/>
+      <w:r>
+        <w:rPr>
+          <w:rFonts w:ascii="Preeti" w:hAnsi="Preeti"/>
+          <w:bCs/>
+          <w:sz w:val="36"/>
+          <w:szCs w:val="36"/>
+        </w:rPr>
+        <w:t>hgfj</w:t>
+      </w:r>
+      <w:proofErr w:type="spellEnd"/>
+      <w:r>
+        <w:rPr>
+          <w:rFonts w:ascii="Preeti" w:hAnsi="Preeti"/>
+          <w:bCs/>
+          <w:sz w:val="36"/>
+          <w:szCs w:val="36"/>
+        </w:rPr>
+        <w:t xml:space="preserve">/ </w:t>
+      </w:r>
+      <w:proofErr w:type="spellStart"/>
+      <w:proofErr w:type="gramStart"/>
+      <w:r>
+        <w:rPr>
+          <w:rFonts w:ascii="Preeti" w:hAnsi="Preeti"/>
+          <w:bCs/>
+          <w:sz w:val="36"/>
+          <w:szCs w:val="36"/>
+        </w:rPr>
+        <w:t>x'F</w:t>
+      </w:r>
+      <w:proofErr w:type="spellEnd"/>
+      <w:r>
+        <w:rPr>
+          <w:rFonts w:ascii="Preeti" w:hAnsi="Preeti"/>
+          <w:bCs/>
+          <w:sz w:val="36"/>
+          <w:szCs w:val="36"/>
+        </w:rPr>
+        <w:t xml:space="preserve"> .</w:t>
+      </w:r>
+      <w:proofErr w:type="gramEnd"/>
+      <w:r>
+        <w:rPr>
+          <w:rFonts w:ascii="Preeti" w:hAnsi="Preeti"/>
+          <w:bCs/>
+          <w:sz w:val="36"/>
+          <w:szCs w:val="36"/>
+        </w:rPr>
+        <w:t xml:space="preserve"> d Ps 7fpFaf6 </w:t>
+      </w:r>
+      <w:proofErr w:type="spellStart"/>
+      <w:proofErr w:type="gramStart"/>
+      <w:r>
+        <w:rPr>
+          <w:rFonts w:ascii="Preeti" w:hAnsi="Preeti"/>
+          <w:bCs/>
+          <w:sz w:val="36"/>
+          <w:szCs w:val="36"/>
+        </w:rPr>
+        <w:t>csf</w:t>
+      </w:r>
+      <w:proofErr w:type="spellEnd"/>
+      <w:r>
+        <w:rPr>
+          <w:rFonts w:ascii="Preeti" w:hAnsi="Preeti"/>
+          <w:bCs/>
+          <w:sz w:val="36"/>
+          <w:szCs w:val="36"/>
+        </w:rPr>
+        <w:t>]{</w:t>
+      </w:r>
+      <w:proofErr w:type="gramEnd"/>
+      <w:r>
+        <w:rPr>
+          <w:rFonts w:ascii="Preeti" w:hAnsi="Preeti"/>
+          <w:bCs/>
+          <w:sz w:val="36"/>
+          <w:szCs w:val="36"/>
+        </w:rPr>
+        <w:t xml:space="preserve"> 7fpFdf 3;|G5</w:t>
+      </w:r>
+      <w:proofErr w:type="gramStart"/>
+      <w:r>
+        <w:rPr>
+          <w:rFonts w:ascii="Preeti" w:hAnsi="Preeti"/>
+          <w:bCs/>
+          <w:sz w:val="36"/>
+          <w:szCs w:val="36"/>
+        </w:rPr>
+        <w:t>' .</w:t>
+      </w:r>
+      <w:proofErr w:type="gramEnd"/>
+      <w:r>
+        <w:rPr>
+          <w:rFonts w:ascii="Preeti" w:hAnsi="Preeti"/>
+          <w:bCs/>
+          <w:sz w:val="36"/>
+          <w:szCs w:val="36"/>
+        </w:rPr>
+        <w:t xml:space="preserve"> ============</w:t>
+      </w:r>
+      <w:r>
+        <w:rPr>
+          <w:rFonts w:ascii="Preeti" w:hAnsi="Preeti"/>
+          <w:bCs/>
+          <w:sz w:val="36"/>
+          <w:szCs w:val="36"/>
+        </w:rPr>
+        <w:t>============</w:t>
       </w:r>
     </w:p>
     <w:p>
@@ -7051,6 +6671,7 @@
         <w:spacing w:line="240" w:lineRule="auto"/>
         <w:rPr>
           <w:rFonts w:ascii="Preeti" w:hAnsi="Preeti"/>
+          <w:b/>
           <w:bCs/>
           <w:sz w:val="36"/>
           <w:szCs w:val="36"/>
@@ -7059,12 +6680,51 @@
       <w:r>
         <w:rPr>
           <w:rFonts w:ascii="Preeti" w:hAnsi="Preeti"/>
-          <w:b/>
-          <w:bCs/>
-          <w:sz w:val="36"/>
-          <w:szCs w:val="36"/>
-        </w:rPr>
-        <w:t xml:space="preserve">       </w:t>
+          <w:bCs/>
+          <w:sz w:val="36"/>
+          <w:szCs w:val="36"/>
+        </w:rPr>
+        <w:t xml:space="preserve">    -u_ d hª\</w:t>
+      </w:r>
+      <w:proofErr w:type="spellStart"/>
+      <w:r>
+        <w:rPr>
+          <w:rFonts w:ascii="Preeti" w:hAnsi="Preeti"/>
+          <w:bCs/>
+          <w:sz w:val="36"/>
+          <w:szCs w:val="36"/>
+        </w:rPr>
+        <w:t>unsf</w:t>
+      </w:r>
+      <w:proofErr w:type="spellEnd"/>
+      <w:r>
+        <w:rPr>
+          <w:rFonts w:ascii="Preeti" w:hAnsi="Preeti"/>
+          <w:bCs/>
+          <w:sz w:val="36"/>
+          <w:szCs w:val="36"/>
+        </w:rPr>
+        <w:t>] /</w:t>
+      </w:r>
+      <w:proofErr w:type="spellStart"/>
+      <w:r>
+        <w:rPr>
+          <w:rFonts w:ascii="Preeti" w:hAnsi="Preeti"/>
+          <w:bCs/>
+          <w:sz w:val="36"/>
+          <w:szCs w:val="36"/>
+        </w:rPr>
+        <w:t>fhf</w:t>
+      </w:r>
+      <w:proofErr w:type="spellEnd"/>
+      <w:r>
+        <w:rPr>
+          <w:rFonts w:ascii="Preeti" w:hAnsi="Preeti"/>
+          <w:bCs/>
+          <w:sz w:val="36"/>
+          <w:szCs w:val="36"/>
+        </w:rPr>
+        <w:t xml:space="preserve"> </w:t>
       </w:r>
       <w:proofErr w:type="spellStart"/>
       <w:proofErr w:type="gramStart"/>
@@ -7075,17 +6735,17 @@
           <w:sz w:val="36"/>
           <w:szCs w:val="36"/>
         </w:rPr>
-        <w:t>cf</w:t>
-      </w:r>
-      <w:proofErr w:type="spellEnd"/>
-      <w:r>
-        <w:rPr>
-          <w:rFonts w:ascii="Preeti" w:hAnsi="Preeti"/>
-          <w:bCs/>
-          <w:sz w:val="36"/>
-          <w:szCs w:val="36"/>
-        </w:rPr>
-        <w:t>}hf</w:t>
+        <w:t>x'F</w:t>
+      </w:r>
+      <w:proofErr w:type="spellEnd"/>
+      <w:r>
+        <w:rPr>
+          <w:rFonts w:ascii="Preeti" w:hAnsi="Preeti"/>
+          <w:bCs/>
+          <w:sz w:val="36"/>
+          <w:szCs w:val="36"/>
+        </w:rPr>
+        <w:t xml:space="preserve"> .</w:t>
       </w:r>
       <w:proofErr w:type="gramEnd"/>
       <w:r>
@@ -7095,85 +6755,8 @@
           <w:sz w:val="36"/>
           <w:szCs w:val="36"/>
         </w:rPr>
-        <w:t>/</w:t>
-      </w:r>
-      <w:proofErr w:type="spellStart"/>
-      <w:r>
-        <w:rPr>
-          <w:rFonts w:ascii="Preeti" w:hAnsi="Preeti"/>
-          <w:bCs/>
-          <w:sz w:val="36"/>
-          <w:szCs w:val="36"/>
-        </w:rPr>
-        <w:t>x¿</w:t>
-      </w:r>
-      <w:r>
-        <w:rPr>
-          <w:rFonts w:ascii="Preeti" w:hAnsi="Preeti"/>
-          <w:bCs/>
-          <w:sz w:val="36"/>
-          <w:szCs w:val="36"/>
-        </w:rPr>
-        <w:t>sf</w:t>
-      </w:r>
-      <w:proofErr w:type="spellEnd"/>
-      <w:r>
-        <w:rPr>
-          <w:rFonts w:ascii="Preeti" w:hAnsi="Preeti"/>
-          <w:bCs/>
-          <w:sz w:val="36"/>
-          <w:szCs w:val="36"/>
-        </w:rPr>
-        <w:t xml:space="preserve">] </w:t>
-      </w:r>
-      <w:proofErr w:type="spellStart"/>
-      <w:r>
-        <w:rPr>
-          <w:rFonts w:ascii="Preeti" w:hAnsi="Preeti"/>
-          <w:bCs/>
-          <w:sz w:val="36"/>
-          <w:szCs w:val="36"/>
-        </w:rPr>
-        <w:t>gfd</w:t>
-      </w:r>
-      <w:proofErr w:type="spellEnd"/>
-      <w:r>
-        <w:rPr>
-          <w:rFonts w:ascii="Preeti" w:hAnsi="Preeti"/>
-          <w:bCs/>
-          <w:sz w:val="36"/>
-          <w:szCs w:val="36"/>
-        </w:rPr>
-        <w:tab/>
-      </w:r>
-      <w:r>
-        <w:rPr>
-          <w:rFonts w:ascii="Preeti" w:hAnsi="Preeti"/>
-          <w:bCs/>
-          <w:sz w:val="36"/>
-          <w:szCs w:val="36"/>
-        </w:rPr>
-        <w:tab/>
-      </w:r>
-      <w:r>
-        <w:rPr>
-          <w:rFonts w:ascii="Preeti" w:hAnsi="Preeti"/>
-          <w:bCs/>
-          <w:sz w:val="36"/>
-          <w:szCs w:val="36"/>
-        </w:rPr>
-        <w:tab/>
-      </w:r>
-      <w:r>
-        <w:rPr>
-          <w:rFonts w:ascii="Preeti" w:hAnsi="Preeti"/>
-          <w:bCs/>
-          <w:sz w:val="36"/>
-          <w:szCs w:val="36"/>
-        </w:rPr>
-        <w:tab/>
-      </w:r>
-      <w:proofErr w:type="spellStart"/>
+        <w:t xml:space="preserve"> d </w:t>
+      </w:r>
       <w:proofErr w:type="gramStart"/>
       <w:r>
         <w:rPr>
@@ -7182,26 +6765,7 @@
           <w:sz w:val="36"/>
           <w:szCs w:val="36"/>
         </w:rPr>
-        <w:t>cf</w:t>
-      </w:r>
-      <w:proofErr w:type="spellEnd"/>
-      <w:r>
-        <w:rPr>
-          <w:rFonts w:ascii="Preeti" w:hAnsi="Preeti"/>
-          <w:bCs/>
-          <w:sz w:val="36"/>
-          <w:szCs w:val="36"/>
-        </w:rPr>
-        <w:t>}</w:t>
-      </w:r>
-      <w:r>
-        <w:rPr>
-          <w:rFonts w:ascii="Preeti" w:hAnsi="Preeti"/>
-          <w:bCs/>
-          <w:sz w:val="36"/>
-          <w:szCs w:val="36"/>
-        </w:rPr>
-        <w:t>hf</w:t>
+        <w:t>uh{</w:t>
       </w:r>
       <w:proofErr w:type="gramEnd"/>
       <w:r>
@@ -7211,149 +6775,161 @@
           <w:sz w:val="36"/>
           <w:szCs w:val="36"/>
         </w:rPr>
-        <w:t>/</w:t>
-      </w:r>
-      <w:proofErr w:type="spellStart"/>
-      <w:r>
-        <w:rPr>
-          <w:rFonts w:ascii="Preeti" w:hAnsi="Preeti"/>
-          <w:bCs/>
-          <w:sz w:val="36"/>
-          <w:szCs w:val="36"/>
-        </w:rPr>
-        <w:t>x¿sf</w:t>
-      </w:r>
-      <w:proofErr w:type="spellEnd"/>
-      <w:r>
-        <w:rPr>
-          <w:rFonts w:ascii="Preeti" w:hAnsi="Preeti"/>
-          <w:bCs/>
-          <w:sz w:val="36"/>
-          <w:szCs w:val="36"/>
-        </w:rPr>
-        <w:t xml:space="preserve">] </w:t>
-      </w:r>
-      <w:proofErr w:type="spellStart"/>
-      <w:r>
-        <w:rPr>
-          <w:rFonts w:ascii="Preeti" w:hAnsi="Preeti"/>
-          <w:bCs/>
-          <w:sz w:val="36"/>
-          <w:szCs w:val="36"/>
-        </w:rPr>
-        <w:t>sfd</w:t>
-      </w:r>
-      <w:proofErr w:type="spellEnd"/>
+        <w:t>g u5</w:t>
+      </w:r>
+      <w:proofErr w:type="gramStart"/>
+      <w:r>
+        <w:rPr>
+          <w:rFonts w:ascii="Preeti" w:hAnsi="Preeti"/>
+          <w:bCs/>
+          <w:sz w:val="36"/>
+          <w:szCs w:val="36"/>
+        </w:rPr>
+        <w:t>'{ /</w:t>
+      </w:r>
+      <w:proofErr w:type="gramEnd"/>
+      <w:r>
+        <w:rPr>
+          <w:rFonts w:ascii="Preeti" w:hAnsi="Preeti"/>
+          <w:bCs/>
+          <w:sz w:val="36"/>
+          <w:szCs w:val="36"/>
+        </w:rPr>
+        <w:t xml:space="preserve"> </w:t>
+      </w:r>
+      <w:proofErr w:type="spellStart"/>
+      <w:proofErr w:type="gramStart"/>
+      <w:r>
+        <w:rPr>
+          <w:rFonts w:ascii="Preeti" w:hAnsi="Preeti"/>
+          <w:bCs/>
+          <w:sz w:val="36"/>
+          <w:szCs w:val="36"/>
+        </w:rPr>
+        <w:t>l;sf</w:t>
+      </w:r>
+      <w:proofErr w:type="spellEnd"/>
+      <w:proofErr w:type="gramEnd"/>
+      <w:r>
+        <w:rPr>
+          <w:rFonts w:ascii="Preeti" w:hAnsi="Preeti"/>
+          <w:bCs/>
+          <w:sz w:val="36"/>
+          <w:szCs w:val="36"/>
+        </w:rPr>
+        <w:t xml:space="preserve">/sf] </w:t>
+      </w:r>
+      <w:proofErr w:type="spellStart"/>
+      <w:proofErr w:type="gramStart"/>
+      <w:r>
+        <w:rPr>
+          <w:rFonts w:ascii="Preeti" w:hAnsi="Preeti"/>
+          <w:bCs/>
+          <w:sz w:val="36"/>
+          <w:szCs w:val="36"/>
+        </w:rPr>
+        <w:t>vf</w:t>
+      </w:r>
+      <w:proofErr w:type="spellEnd"/>
+      <w:r>
+        <w:rPr>
+          <w:rFonts w:ascii="Preeti" w:hAnsi="Preeti"/>
+          <w:bCs/>
+          <w:sz w:val="36"/>
+          <w:szCs w:val="36"/>
+        </w:rPr>
+        <w:t>]</w:t>
+      </w:r>
+      <w:proofErr w:type="spellStart"/>
+      <w:r>
+        <w:rPr>
+          <w:rFonts w:ascii="Preeti" w:hAnsi="Preeti"/>
+          <w:bCs/>
+          <w:sz w:val="36"/>
+          <w:szCs w:val="36"/>
+        </w:rPr>
+        <w:t>hLdf</w:t>
+      </w:r>
+      <w:proofErr w:type="spellEnd"/>
+      <w:proofErr w:type="gramEnd"/>
+      <w:r>
+        <w:rPr>
+          <w:rFonts w:ascii="Preeti" w:hAnsi="Preeti"/>
+          <w:bCs/>
+          <w:sz w:val="36"/>
+          <w:szCs w:val="36"/>
+        </w:rPr>
+        <w:t xml:space="preserve"> </w:t>
+      </w:r>
+      <w:proofErr w:type="gramStart"/>
+      <w:r>
+        <w:rPr>
+          <w:rFonts w:ascii="Preeti" w:hAnsi="Preeti"/>
+          <w:bCs/>
+          <w:sz w:val="36"/>
+          <w:szCs w:val="36"/>
+        </w:rPr>
+        <w:t>bf}l</w:t>
+      </w:r>
+      <w:proofErr w:type="gramEnd"/>
+      <w:r>
+        <w:rPr>
+          <w:rFonts w:ascii="Preeti" w:hAnsi="Preeti"/>
+          <w:bCs/>
+          <w:sz w:val="36"/>
+          <w:szCs w:val="36"/>
+        </w:rPr>
+        <w:t>8G5</w:t>
+      </w:r>
+      <w:proofErr w:type="gramStart"/>
+      <w:r>
+        <w:rPr>
+          <w:rFonts w:ascii="Preeti" w:hAnsi="Preeti"/>
+          <w:bCs/>
+          <w:sz w:val="36"/>
+          <w:szCs w:val="36"/>
+        </w:rPr>
+        <w:t>' .</w:t>
+      </w:r>
+      <w:proofErr w:type="gramEnd"/>
+      <w:r>
+        <w:rPr>
+          <w:rFonts w:ascii="Preeti" w:hAnsi="Preeti"/>
+          <w:bCs/>
+          <w:sz w:val="36"/>
+          <w:szCs w:val="36"/>
+        </w:rPr>
+        <w:t xml:space="preserve"> ===============</w:t>
+      </w:r>
+      <w:r>
+        <w:rPr>
+          <w:rFonts w:ascii="Preeti" w:hAnsi="Preeti"/>
+          <w:bCs/>
+          <w:sz w:val="36"/>
+          <w:szCs w:val="36"/>
+        </w:rPr>
+        <w:t>============</w:t>
+      </w:r>
     </w:p>
     <w:p>
       <w:pPr>
         <w:spacing w:line="240" w:lineRule="auto"/>
         <w:rPr>
           <w:rFonts w:ascii="Preeti" w:hAnsi="Preeti"/>
+          <w:b/>
+          <w:bCs/>
           <w:sz w:val="36"/>
           <w:szCs w:val="36"/>
         </w:rPr>
       </w:pPr>
-      <w:r>
-        <w:rPr>
-          <w:rFonts w:ascii="Preeti" w:hAnsi="Preeti"/>
-          <w:bCs/>
-          <w:sz w:val="36"/>
-          <w:szCs w:val="36"/>
-        </w:rPr>
-        <w:t xml:space="preserve">   -s_</w:t>
-      </w:r>
-      <w:r>
-        <w:rPr>
-          <w:rFonts w:ascii="Preeti" w:hAnsi="Preeti"/>
-          <w:sz w:val="36"/>
-          <w:szCs w:val="36"/>
-        </w:rPr>
-        <w:t xml:space="preserve"> </w:t>
-      </w:r>
-      <w:proofErr w:type="gramStart"/>
-      <w:r>
-        <w:rPr>
-          <w:rFonts w:ascii="Preeti" w:hAnsi="Preeti"/>
-          <w:sz w:val="36"/>
-          <w:szCs w:val="36"/>
-        </w:rPr>
-        <w:t>s}</w:t>
-      </w:r>
-      <w:proofErr w:type="spellStart"/>
-      <w:r>
-        <w:rPr>
-          <w:rFonts w:ascii="Preeti" w:hAnsi="Preeti"/>
-          <w:sz w:val="36"/>
-          <w:szCs w:val="36"/>
-        </w:rPr>
-        <w:t>FrL</w:t>
-      </w:r>
-      <w:proofErr w:type="spellEnd"/>
-      <w:proofErr w:type="gramEnd"/>
-      <w:r>
-        <w:rPr>
-          <w:rFonts w:ascii="Preeti" w:hAnsi="Preeti"/>
-          <w:sz w:val="36"/>
-          <w:szCs w:val="36"/>
-        </w:rPr>
-        <w:tab/>
-      </w:r>
-      <w:r>
-        <w:rPr>
-          <w:rFonts w:ascii="Preeti" w:hAnsi="Preeti"/>
-          <w:sz w:val="36"/>
-          <w:szCs w:val="36"/>
-        </w:rPr>
-        <w:tab/>
-        <w:t xml:space="preserve">     </w:t>
-      </w:r>
-      <w:r>
-        <w:rPr>
-          <w:rFonts w:ascii="Preeti" w:hAnsi="Preeti"/>
-          <w:sz w:val="36"/>
-          <w:szCs w:val="36"/>
-        </w:rPr>
-        <w:t xml:space="preserve">       </w:t>
-      </w:r>
-      <w:r>
-        <w:rPr>
-          <w:rFonts w:ascii="Preeti" w:hAnsi="Preeti"/>
-          <w:sz w:val="36"/>
-          <w:szCs w:val="36"/>
-        </w:rPr>
-        <w:t>===============================================================</w:t>
-      </w:r>
-      <w:r>
-        <w:rPr>
-          <w:rFonts w:ascii="Preeti" w:hAnsi="Preeti"/>
-          <w:sz w:val="36"/>
-          <w:szCs w:val="36"/>
-        </w:rPr>
-        <w:t>=======</w:t>
-      </w:r>
-      <w:r>
-        <w:rPr>
-          <w:rFonts w:ascii="Preeti" w:hAnsi="Preeti"/>
-          <w:sz w:val="36"/>
-          <w:szCs w:val="36"/>
-        </w:rPr>
-        <w:t>===</w:t>
-      </w:r>
-      <w:r>
-        <w:rPr>
-          <w:rFonts w:ascii="Preeti" w:hAnsi="Preeti"/>
-          <w:sz w:val="36"/>
-          <w:szCs w:val="36"/>
-        </w:rPr>
-        <w:t>==</w:t>
-      </w:r>
     </w:p>
     <w:p>
       <w:pPr>
         <w:spacing w:line="240" w:lineRule="auto"/>
         <w:rPr>
           <w:rFonts w:ascii="Preeti" w:hAnsi="Preeti"/>
+          <w:b/>
+          <w:bCs/>
           <w:sz w:val="36"/>
           <w:szCs w:val="36"/>
         </w:rPr>
@@ -7361,94 +6937,258 @@
       <w:r>
         <w:rPr>
           <w:rFonts w:ascii="Preeti" w:hAnsi="Preeti"/>
-          <w:sz w:val="36"/>
-          <w:szCs w:val="36"/>
-        </w:rPr>
-        <w:t xml:space="preserve">   -v_ t/</w:t>
-      </w:r>
-      <w:proofErr w:type="spellStart"/>
-      <w:r>
-        <w:rPr>
-          <w:rFonts w:ascii="Preeti" w:hAnsi="Preeti"/>
-          <w:sz w:val="36"/>
-          <w:szCs w:val="36"/>
-        </w:rPr>
-        <w:t>fh</w:t>
-      </w:r>
-      <w:proofErr w:type="spellEnd"/>
+          <w:b/>
+          <w:bCs/>
+          <w:sz w:val="36"/>
+          <w:szCs w:val="36"/>
+        </w:rPr>
+        <w:t xml:space="preserve">-*_ </w:t>
+      </w:r>
+      <w:proofErr w:type="spellStart"/>
+      <w:r>
+        <w:rPr>
+          <w:rFonts w:ascii="Preeti" w:hAnsi="Preeti"/>
+          <w:b/>
+          <w:bCs/>
+          <w:sz w:val="36"/>
+          <w:szCs w:val="36"/>
+        </w:rPr>
+        <w:t>tn</w:t>
+      </w:r>
+      <w:proofErr w:type="spellEnd"/>
+      <w:r>
+        <w:rPr>
+          <w:rFonts w:ascii="Preeti" w:hAnsi="Preeti"/>
+          <w:b/>
+          <w:bCs/>
+          <w:sz w:val="36"/>
+          <w:szCs w:val="36"/>
+        </w:rPr>
+        <w:t xml:space="preserve"> </w:t>
+      </w:r>
+      <w:proofErr w:type="spellStart"/>
+      <w:r>
+        <w:rPr>
+          <w:rFonts w:ascii="Preeti" w:hAnsi="Preeti"/>
+          <w:b/>
+          <w:sz w:val="36"/>
+          <w:szCs w:val="36"/>
+        </w:rPr>
+        <w:t>lbOPsf</w:t>
+      </w:r>
+      <w:proofErr w:type="spellEnd"/>
+      <w:r>
+        <w:rPr>
+          <w:rFonts w:ascii="Preeti" w:hAnsi="Preeti"/>
+          <w:b/>
+          <w:sz w:val="36"/>
+          <w:szCs w:val="36"/>
+        </w:rPr>
+        <w:t xml:space="preserve"> </w:t>
+      </w:r>
+      <w:proofErr w:type="spellStart"/>
       <w:proofErr w:type="gramStart"/>
       <w:r>
         <w:rPr>
           <w:rFonts w:ascii="Preeti" w:hAnsi="Preeti"/>
-          <w:sz w:val="36"/>
-          <w:szCs w:val="36"/>
-        </w:rPr>
-        <w:t>'</w:t>
-      </w:r>
-      <w:r>
-        <w:rPr>
-          <w:rFonts w:ascii="Preeti" w:hAnsi="Preeti"/>
-          <w:sz w:val="36"/>
-          <w:szCs w:val="36"/>
-        </w:rPr>
-        <w:t xml:space="preserve">  </w:t>
-      </w:r>
-      <w:r>
-        <w:rPr>
-          <w:rFonts w:ascii="Preeti" w:hAnsi="Preeti"/>
-          <w:sz w:val="36"/>
-          <w:szCs w:val="36"/>
-        </w:rPr>
-        <w:tab/>
+          <w:b/>
+          <w:sz w:val="36"/>
+          <w:szCs w:val="36"/>
+        </w:rPr>
+        <w:t>cf</w:t>
+      </w:r>
+      <w:proofErr w:type="spellEnd"/>
+      <w:r>
+        <w:rPr>
+          <w:rFonts w:ascii="Preeti" w:hAnsi="Preeti"/>
+          <w:b/>
+          <w:sz w:val="36"/>
+          <w:szCs w:val="36"/>
+        </w:rPr>
+        <w:t>}hf</w:t>
       </w:r>
       <w:proofErr w:type="gramEnd"/>
       <w:r>
         <w:rPr>
           <w:rFonts w:ascii="Preeti" w:hAnsi="Preeti"/>
-          <w:sz w:val="36"/>
-          <w:szCs w:val="36"/>
-        </w:rPr>
-        <w:t xml:space="preserve">           </w:t>
-      </w:r>
-      <w:r>
-        <w:rPr>
-          <w:rFonts w:ascii="Preeti" w:hAnsi="Preeti"/>
+          <w:b/>
+          <w:sz w:val="36"/>
+          <w:szCs w:val="36"/>
+        </w:rPr>
+        <w:t>/</w:t>
+      </w:r>
+      <w:proofErr w:type="spellStart"/>
+      <w:r>
+        <w:rPr>
+          <w:rFonts w:ascii="Preeti" w:hAnsi="Preeti"/>
+          <w:b/>
+          <w:sz w:val="36"/>
+          <w:szCs w:val="36"/>
+        </w:rPr>
+        <w:t>x¿sf</w:t>
+      </w:r>
+      <w:proofErr w:type="spellEnd"/>
+      <w:r>
+        <w:rPr>
+          <w:rFonts w:ascii="Preeti" w:hAnsi="Preeti"/>
+          <w:b/>
+          <w:sz w:val="36"/>
+          <w:szCs w:val="36"/>
+        </w:rPr>
+        <w:t xml:space="preserve">] </w:t>
+      </w:r>
+      <w:proofErr w:type="spellStart"/>
+      <w:r>
+        <w:rPr>
+          <w:rFonts w:ascii="Preeti" w:hAnsi="Preeti"/>
+          <w:b/>
+          <w:sz w:val="36"/>
+          <w:szCs w:val="36"/>
+        </w:rPr>
+        <w:t>sfd</w:t>
+      </w:r>
+      <w:proofErr w:type="spellEnd"/>
+      <w:r>
+        <w:rPr>
+          <w:rFonts w:ascii="Preeti" w:hAnsi="Preeti"/>
+          <w:b/>
           <w:sz w:val="36"/>
           <w:szCs w:val="36"/>
         </w:rPr>
         <w:t xml:space="preserve"> </w:t>
       </w:r>
-      <w:r>
-        <w:rPr>
-          <w:rFonts w:ascii="Preeti" w:hAnsi="Preeti"/>
-          <w:sz w:val="36"/>
-          <w:szCs w:val="36"/>
-        </w:rPr>
-        <w:t>===============================================================</w:t>
-      </w:r>
-      <w:r>
-        <w:rPr>
-          <w:rFonts w:ascii="Preeti" w:hAnsi="Preeti"/>
-          <w:sz w:val="36"/>
-          <w:szCs w:val="36"/>
-        </w:rPr>
-        <w:t>=======</w:t>
-      </w:r>
-      <w:r>
-        <w:rPr>
-          <w:rFonts w:ascii="Preeti" w:hAnsi="Preeti"/>
-          <w:sz w:val="36"/>
-          <w:szCs w:val="36"/>
-        </w:rPr>
-        <w:t>===</w:t>
-      </w:r>
-      <w:r>
-        <w:rPr>
-          <w:rFonts w:ascii="Preeti" w:hAnsi="Preeti"/>
-          <w:sz w:val="36"/>
-          <w:szCs w:val="36"/>
-        </w:rPr>
-        <w:t>==</w:t>
+      <w:proofErr w:type="gramStart"/>
+      <w:r>
+        <w:rPr>
+          <w:rFonts w:ascii="Preeti" w:hAnsi="Preeti"/>
+          <w:b/>
+          <w:sz w:val="36"/>
+          <w:szCs w:val="36"/>
+        </w:rPr>
+        <w:t>n]</w:t>
+      </w:r>
+      <w:proofErr w:type="spellStart"/>
+      <w:r>
+        <w:rPr>
+          <w:rFonts w:ascii="Preeti" w:hAnsi="Preeti"/>
+          <w:b/>
+          <w:sz w:val="36"/>
+          <w:szCs w:val="36"/>
+        </w:rPr>
+        <w:t>Vg'xf</w:t>
+      </w:r>
+      <w:proofErr w:type="spellEnd"/>
+      <w:r>
+        <w:rPr>
+          <w:rFonts w:ascii="Preeti" w:hAnsi="Preeti"/>
+          <w:b/>
+          <w:sz w:val="36"/>
+          <w:szCs w:val="36"/>
+        </w:rPr>
+        <w:t>];\</w:t>
+      </w:r>
+      <w:proofErr w:type="gramEnd"/>
+      <w:r>
+        <w:rPr>
+          <w:rFonts w:ascii="Preeti" w:hAnsi="Preeti"/>
+          <w:b/>
+          <w:bCs/>
+          <w:sz w:val="36"/>
+          <w:szCs w:val="36"/>
+        </w:rPr>
+        <w:t xml:space="preserve"> M</w:t>
+      </w:r>
+      <w:r>
+        <w:rPr>
+          <w:rFonts w:ascii="Preeti" w:hAnsi="Preeti"/>
+          <w:b/>
+          <w:bCs/>
+          <w:sz w:val="36"/>
+          <w:szCs w:val="36"/>
+        </w:rPr>
+        <w:tab/>
+        <w:t xml:space="preserve">        </w:t>
+      </w:r>
+      <w:r>
+        <w:rPr>
+          <w:rFonts w:ascii="Preeti" w:hAnsi="Preeti"/>
+          <w:b/>
+          <w:bCs/>
+          <w:sz w:val="36"/>
+          <w:szCs w:val="36"/>
+        </w:rPr>
+        <w:tab/>
+      </w:r>
+      <w:r>
+        <w:rPr>
+          <w:rFonts w:ascii="Preeti" w:hAnsi="Preeti"/>
+          <w:b/>
+          <w:bCs/>
+          <w:sz w:val="36"/>
+          <w:szCs w:val="36"/>
+        </w:rPr>
+        <w:tab/>
+      </w:r>
+      <w:r>
+        <w:rPr>
+          <w:rFonts w:ascii="Preeti" w:hAnsi="Preeti"/>
+          <w:b/>
+          <w:bCs/>
+          <w:sz w:val="36"/>
+          <w:szCs w:val="36"/>
+        </w:rPr>
+        <w:tab/>
+      </w:r>
+      <w:r>
+        <w:rPr>
+          <w:rFonts w:ascii="Preeti" w:hAnsi="Preeti"/>
+          <w:b/>
+          <w:bCs/>
+          <w:sz w:val="36"/>
+          <w:szCs w:val="36"/>
+        </w:rPr>
+        <w:tab/>
+        <w:t xml:space="preserve">   </w:t>
+      </w:r>
+      <w:r>
+        <w:rPr>
+          <w:rFonts w:ascii="Preeti" w:hAnsi="Preeti"/>
+          <w:b/>
+          <w:bCs/>
+          <w:sz w:val="36"/>
+          <w:szCs w:val="36"/>
+        </w:rPr>
+        <w:tab/>
+      </w:r>
+      <w:r>
+        <w:rPr>
+          <w:rFonts w:ascii="Preeti" w:hAnsi="Preeti"/>
+          <w:b/>
+          <w:bCs/>
+          <w:sz w:val="36"/>
+          <w:szCs w:val="36"/>
+        </w:rPr>
+        <w:tab/>
+      </w:r>
+      <w:r>
+        <w:rPr>
+          <w:rFonts w:ascii="Preeti" w:hAnsi="Preeti"/>
+          <w:b/>
+          <w:bCs/>
+          <w:sz w:val="36"/>
+          <w:szCs w:val="36"/>
+        </w:rPr>
+        <w:t>-#</w:t>
+      </w:r>
+      <w:r>
+        <w:rPr>
+          <w:rFonts w:ascii="Preeti" w:hAnsi="Preeti"/>
+          <w:b/>
+          <w:bCs/>
+          <w:sz w:val="36"/>
+          <w:szCs w:val="36"/>
+        </w:rPr>
+        <w:t>_</w:t>
       </w:r>
     </w:p>
     <w:p>
@@ -7456,6 +7196,7 @@
         <w:spacing w:line="240" w:lineRule="auto"/>
         <w:rPr>
           <w:rFonts w:ascii="Preeti" w:hAnsi="Preeti"/>
+          <w:bCs/>
           <w:sz w:val="36"/>
           <w:szCs w:val="36"/>
         </w:rPr>
@@ -7463,84 +7204,499 @@
       <w:r>
         <w:rPr>
           <w:rFonts w:ascii="Preeti" w:hAnsi="Preeti"/>
-          <w:sz w:val="36"/>
-          <w:szCs w:val="36"/>
-        </w:rPr>
-        <w:t xml:space="preserve">   -u_ </w:t>
-      </w:r>
-      <w:proofErr w:type="spellStart"/>
-      <w:r>
-        <w:rPr>
-          <w:rFonts w:ascii="Preeti" w:hAnsi="Preeti"/>
-          <w:sz w:val="36"/>
-          <w:szCs w:val="36"/>
-        </w:rPr>
-        <w:t>xnf</w:t>
-      </w:r>
-      <w:proofErr w:type="spellEnd"/>
-      <w:r>
-        <w:rPr>
-          <w:rFonts w:ascii="Preeti" w:hAnsi="Preeti"/>
-          <w:sz w:val="36"/>
-          <w:szCs w:val="36"/>
-        </w:rPr>
-        <w:t>]</w:t>
-      </w:r>
-      <w:r>
-        <w:rPr>
-          <w:rFonts w:ascii="Preeti" w:hAnsi="Preeti"/>
-          <w:sz w:val="36"/>
-          <w:szCs w:val="36"/>
-        </w:rPr>
-        <w:tab/>
-        <w:t xml:space="preserve">           </w:t>
-      </w:r>
-      <w:r>
-        <w:rPr>
-          <w:rFonts w:ascii="Preeti" w:hAnsi="Preeti"/>
+          <w:b/>
+          <w:bCs/>
           <w:sz w:val="36"/>
           <w:szCs w:val="36"/>
         </w:rPr>
         <w:t xml:space="preserve">       </w:t>
       </w:r>
-      <w:r>
-        <w:rPr>
-          <w:rFonts w:ascii="Preeti" w:hAnsi="Preeti"/>
-          <w:sz w:val="36"/>
-          <w:szCs w:val="36"/>
-        </w:rPr>
-        <w:t>===============================================================</w:t>
-      </w:r>
-      <w:r>
-        <w:rPr>
-          <w:rFonts w:ascii="Preeti" w:hAnsi="Preeti"/>
-          <w:sz w:val="36"/>
-          <w:szCs w:val="36"/>
-        </w:rPr>
-        <w:t>========</w:t>
-      </w:r>
-      <w:r>
-        <w:rPr>
-          <w:rFonts w:ascii="Preeti" w:hAnsi="Preeti"/>
-          <w:sz w:val="36"/>
-          <w:szCs w:val="36"/>
-        </w:rPr>
-        <w:t>===</w:t>
-      </w:r>
-      <w:r>
-        <w:rPr>
-          <w:rFonts w:ascii="Preeti" w:hAnsi="Preeti"/>
-          <w:sz w:val="36"/>
-          <w:szCs w:val="36"/>
-        </w:rPr>
-        <w:t>==</w:t>
-      </w:r>
+      <w:proofErr w:type="spellStart"/>
+      <w:proofErr w:type="gramStart"/>
+      <w:r>
+        <w:rPr>
+          <w:rFonts w:ascii="Preeti" w:hAnsi="Preeti"/>
+          <w:bCs/>
+          <w:sz w:val="36"/>
+          <w:szCs w:val="36"/>
+        </w:rPr>
+        <w:t>cf</w:t>
+      </w:r>
+      <w:proofErr w:type="spellEnd"/>
+      <w:r>
+        <w:rPr>
+          <w:rFonts w:ascii="Preeti" w:hAnsi="Preeti"/>
+          <w:bCs/>
+          <w:sz w:val="36"/>
+          <w:szCs w:val="36"/>
+        </w:rPr>
+        <w:t>}hf</w:t>
+      </w:r>
+      <w:proofErr w:type="gramEnd"/>
+      <w:r>
+        <w:rPr>
+          <w:rFonts w:ascii="Preeti" w:hAnsi="Preeti"/>
+          <w:bCs/>
+          <w:sz w:val="36"/>
+          <w:szCs w:val="36"/>
+        </w:rPr>
+        <w:t>/</w:t>
+      </w:r>
+      <w:proofErr w:type="spellStart"/>
+      <w:r>
+        <w:rPr>
+          <w:rFonts w:ascii="Preeti" w:hAnsi="Preeti"/>
+          <w:bCs/>
+          <w:sz w:val="36"/>
+          <w:szCs w:val="36"/>
+        </w:rPr>
+        <w:t>x¿</w:t>
+      </w:r>
+      <w:r>
+        <w:rPr>
+          <w:rFonts w:ascii="Preeti" w:hAnsi="Preeti"/>
+          <w:bCs/>
+          <w:sz w:val="36"/>
+          <w:szCs w:val="36"/>
+        </w:rPr>
+        <w:t>sf</w:t>
+      </w:r>
+      <w:proofErr w:type="spellEnd"/>
+      <w:r>
+        <w:rPr>
+          <w:rFonts w:ascii="Preeti" w:hAnsi="Preeti"/>
+          <w:bCs/>
+          <w:sz w:val="36"/>
+          <w:szCs w:val="36"/>
+        </w:rPr>
+        <w:t xml:space="preserve">] </w:t>
+      </w:r>
+      <w:proofErr w:type="spellStart"/>
+      <w:r>
+        <w:rPr>
+          <w:rFonts w:ascii="Preeti" w:hAnsi="Preeti"/>
+          <w:bCs/>
+          <w:sz w:val="36"/>
+          <w:szCs w:val="36"/>
+        </w:rPr>
+        <w:t>gfd</w:t>
+      </w:r>
+      <w:proofErr w:type="spellEnd"/>
+      <w:r>
+        <w:rPr>
+          <w:rFonts w:ascii="Preeti" w:hAnsi="Preeti"/>
+          <w:bCs/>
+          <w:sz w:val="36"/>
+          <w:szCs w:val="36"/>
+        </w:rPr>
+        <w:tab/>
+      </w:r>
+      <w:r>
+        <w:rPr>
+          <w:rFonts w:ascii="Preeti" w:hAnsi="Preeti"/>
+          <w:bCs/>
+          <w:sz w:val="36"/>
+          <w:szCs w:val="36"/>
+        </w:rPr>
+        <w:tab/>
+      </w:r>
+      <w:r>
+        <w:rPr>
+          <w:rFonts w:ascii="Preeti" w:hAnsi="Preeti"/>
+          <w:bCs/>
+          <w:sz w:val="36"/>
+          <w:szCs w:val="36"/>
+        </w:rPr>
+        <w:tab/>
+      </w:r>
+      <w:r>
+        <w:rPr>
+          <w:rFonts w:ascii="Preeti" w:hAnsi="Preeti"/>
+          <w:bCs/>
+          <w:sz w:val="36"/>
+          <w:szCs w:val="36"/>
+        </w:rPr>
+        <w:tab/>
+      </w:r>
+      <w:proofErr w:type="spellStart"/>
+      <w:proofErr w:type="gramStart"/>
+      <w:r>
+        <w:rPr>
+          <w:rFonts w:ascii="Preeti" w:hAnsi="Preeti"/>
+          <w:bCs/>
+          <w:sz w:val="36"/>
+          <w:szCs w:val="36"/>
+        </w:rPr>
+        <w:t>cf</w:t>
+      </w:r>
+      <w:proofErr w:type="spellEnd"/>
+      <w:r>
+        <w:rPr>
+          <w:rFonts w:ascii="Preeti" w:hAnsi="Preeti"/>
+          <w:bCs/>
+          <w:sz w:val="36"/>
+          <w:szCs w:val="36"/>
+        </w:rPr>
+        <w:t>}</w:t>
+      </w:r>
+      <w:r>
+        <w:rPr>
+          <w:rFonts w:ascii="Preeti" w:hAnsi="Preeti"/>
+          <w:bCs/>
+          <w:sz w:val="36"/>
+          <w:szCs w:val="36"/>
+        </w:rPr>
+        <w:t>hf</w:t>
+      </w:r>
+      <w:proofErr w:type="gramEnd"/>
+      <w:r>
+        <w:rPr>
+          <w:rFonts w:ascii="Preeti" w:hAnsi="Preeti"/>
+          <w:bCs/>
+          <w:sz w:val="36"/>
+          <w:szCs w:val="36"/>
+        </w:rPr>
+        <w:t>/</w:t>
+      </w:r>
+      <w:proofErr w:type="spellStart"/>
+      <w:r>
+        <w:rPr>
+          <w:rFonts w:ascii="Preeti" w:hAnsi="Preeti"/>
+          <w:bCs/>
+          <w:sz w:val="36"/>
+          <w:szCs w:val="36"/>
+        </w:rPr>
+        <w:t>x¿sf</w:t>
+      </w:r>
+      <w:proofErr w:type="spellEnd"/>
+      <w:r>
+        <w:rPr>
+          <w:rFonts w:ascii="Preeti" w:hAnsi="Preeti"/>
+          <w:bCs/>
+          <w:sz w:val="36"/>
+          <w:szCs w:val="36"/>
+        </w:rPr>
+        <w:t xml:space="preserve">] </w:t>
+      </w:r>
+      <w:proofErr w:type="spellStart"/>
+      <w:r>
+        <w:rPr>
+          <w:rFonts w:ascii="Preeti" w:hAnsi="Preeti"/>
+          <w:bCs/>
+          <w:sz w:val="36"/>
+          <w:szCs w:val="36"/>
+        </w:rPr>
+        <w:t>sfd</w:t>
+      </w:r>
+      <w:proofErr w:type="spellEnd"/>
     </w:p>
     <w:p>
       <w:pPr>
         <w:spacing w:line="240" w:lineRule="auto"/>
         <w:rPr>
           <w:rFonts w:ascii="Preeti" w:hAnsi="Preeti"/>
+          <w:sz w:val="36"/>
+          <w:szCs w:val="36"/>
+        </w:rPr>
+      </w:pPr>
+      <w:r>
+        <w:rPr>
+          <w:rFonts w:ascii="Preeti" w:hAnsi="Preeti"/>
+          <w:bCs/>
+          <w:sz w:val="36"/>
+          <w:szCs w:val="36"/>
+        </w:rPr>
+        <w:t xml:space="preserve">   -s_</w:t>
+      </w:r>
+      <w:r>
+        <w:rPr>
+          <w:rFonts w:ascii="Preeti" w:hAnsi="Preeti"/>
+          <w:sz w:val="36"/>
+          <w:szCs w:val="36"/>
+        </w:rPr>
+        <w:t xml:space="preserve"> </w:t>
+      </w:r>
+      <w:proofErr w:type="gramStart"/>
+      <w:r>
+        <w:rPr>
+          <w:rFonts w:ascii="Preeti" w:hAnsi="Preeti"/>
+          <w:sz w:val="36"/>
+          <w:szCs w:val="36"/>
+        </w:rPr>
+        <w:t>s}</w:t>
+      </w:r>
+      <w:proofErr w:type="spellStart"/>
+      <w:r>
+        <w:rPr>
+          <w:rFonts w:ascii="Preeti" w:hAnsi="Preeti"/>
+          <w:sz w:val="36"/>
+          <w:szCs w:val="36"/>
+        </w:rPr>
+        <w:t>FrL</w:t>
+      </w:r>
+      <w:proofErr w:type="spellEnd"/>
+      <w:proofErr w:type="gramEnd"/>
+      <w:r>
+        <w:rPr>
+          <w:rFonts w:ascii="Preeti" w:hAnsi="Preeti"/>
+          <w:sz w:val="36"/>
+          <w:szCs w:val="36"/>
+        </w:rPr>
+        <w:tab/>
+      </w:r>
+      <w:r>
+        <w:rPr>
+          <w:rFonts w:ascii="Preeti" w:hAnsi="Preeti"/>
+          <w:sz w:val="36"/>
+          <w:szCs w:val="36"/>
+        </w:rPr>
+        <w:tab/>
+        <w:t xml:space="preserve">     </w:t>
+      </w:r>
+      <w:r>
+        <w:rPr>
+          <w:rFonts w:ascii="Preeti" w:hAnsi="Preeti"/>
+          <w:sz w:val="36"/>
+          <w:szCs w:val="36"/>
+        </w:rPr>
+        <w:t xml:space="preserve">       </w:t>
+      </w:r>
+      <w:r>
+        <w:rPr>
+          <w:rFonts w:ascii="Preeti" w:hAnsi="Preeti"/>
+          <w:sz w:val="36"/>
+          <w:szCs w:val="36"/>
+        </w:rPr>
+        <w:t>===============================================================</w:t>
+      </w:r>
+      <w:r>
+        <w:rPr>
+          <w:rFonts w:ascii="Preeti" w:hAnsi="Preeti"/>
+          <w:sz w:val="36"/>
+          <w:szCs w:val="36"/>
+        </w:rPr>
+        <w:t>=======</w:t>
+      </w:r>
+      <w:r>
+        <w:rPr>
+          <w:rFonts w:ascii="Preeti" w:hAnsi="Preeti"/>
+          <w:sz w:val="36"/>
+          <w:szCs w:val="36"/>
+        </w:rPr>
+        <w:t>===</w:t>
+      </w:r>
+      <w:r>
+        <w:rPr>
+          <w:rFonts w:ascii="Preeti" w:hAnsi="Preeti"/>
+          <w:sz w:val="36"/>
+          <w:szCs w:val="36"/>
+        </w:rPr>
+        <w:t>==</w:t>
+      </w:r>
+    </w:p>
+    <w:p>
+      <w:pPr>
+        <w:spacing w:line="240" w:lineRule="auto"/>
+        <w:rPr>
+          <w:rFonts w:ascii="Preeti" w:hAnsi="Preeti"/>
+          <w:sz w:val="36"/>
+          <w:szCs w:val="36"/>
+        </w:rPr>
+      </w:pPr>
+      <w:r>
+        <w:rPr>
+          <w:rFonts w:ascii="Preeti" w:hAnsi="Preeti"/>
+          <w:sz w:val="36"/>
+          <w:szCs w:val="36"/>
+        </w:rPr>
+        <w:t xml:space="preserve">   -v_ t/</w:t>
+      </w:r>
+      <w:proofErr w:type="spellStart"/>
+      <w:r>
+        <w:rPr>
+          <w:rFonts w:ascii="Preeti" w:hAnsi="Preeti"/>
+          <w:sz w:val="36"/>
+          <w:szCs w:val="36"/>
+        </w:rPr>
+        <w:t>fh</w:t>
+      </w:r>
+      <w:proofErr w:type="spellEnd"/>
+      <w:proofErr w:type="gramStart"/>
+      <w:r>
+        <w:rPr>
+          <w:rFonts w:ascii="Preeti" w:hAnsi="Preeti"/>
+          <w:sz w:val="36"/>
+          <w:szCs w:val="36"/>
+        </w:rPr>
+        <w:t>'</w:t>
+      </w:r>
+      <w:r>
+        <w:rPr>
+          <w:rFonts w:ascii="Preeti" w:hAnsi="Preeti"/>
+          <w:sz w:val="36"/>
+          <w:szCs w:val="36"/>
+        </w:rPr>
+        <w:t xml:space="preserve">  </w:t>
+      </w:r>
+      <w:r>
+        <w:rPr>
+          <w:rFonts w:ascii="Preeti" w:hAnsi="Preeti"/>
+          <w:sz w:val="36"/>
+          <w:szCs w:val="36"/>
+        </w:rPr>
+        <w:tab/>
+      </w:r>
+      <w:proofErr w:type="gramEnd"/>
+      <w:r>
+        <w:rPr>
+          <w:rFonts w:ascii="Preeti" w:hAnsi="Preeti"/>
+          <w:sz w:val="36"/>
+          <w:szCs w:val="36"/>
+        </w:rPr>
+        <w:t xml:space="preserve">           </w:t>
+      </w:r>
+      <w:r>
+        <w:rPr>
+          <w:rFonts w:ascii="Preeti" w:hAnsi="Preeti"/>
+          <w:sz w:val="36"/>
+          <w:szCs w:val="36"/>
+        </w:rPr>
+        <w:t xml:space="preserve"> </w:t>
+      </w:r>
+      <w:r>
+        <w:rPr>
+          <w:rFonts w:ascii="Preeti" w:hAnsi="Preeti"/>
+          <w:sz w:val="36"/>
+          <w:szCs w:val="36"/>
+        </w:rPr>
+        <w:t>===============================================================</w:t>
+      </w:r>
+      <w:r>
+        <w:rPr>
+          <w:rFonts w:ascii="Preeti" w:hAnsi="Preeti"/>
+          <w:sz w:val="36"/>
+          <w:szCs w:val="36"/>
+        </w:rPr>
+        <w:t>=======</w:t>
+      </w:r>
+      <w:r>
+        <w:rPr>
+          <w:rFonts w:ascii="Preeti" w:hAnsi="Preeti"/>
+          <w:sz w:val="36"/>
+          <w:szCs w:val="36"/>
+        </w:rPr>
+        <w:t>===</w:t>
+      </w:r>
+      <w:r>
+        <w:rPr>
+          <w:rFonts w:ascii="Preeti" w:hAnsi="Preeti"/>
+          <w:sz w:val="36"/>
+          <w:szCs w:val="36"/>
+        </w:rPr>
+        <w:t>==</w:t>
+      </w:r>
+    </w:p>
+    <w:p>
+      <w:pPr>
+        <w:spacing w:line="240" w:lineRule="auto"/>
+        <w:rPr>
+          <w:rFonts w:ascii="Preeti" w:hAnsi="Preeti"/>
+          <w:sz w:val="36"/>
+          <w:szCs w:val="36"/>
+        </w:rPr>
+      </w:pPr>
+      <w:r>
+        <w:rPr>
+          <w:rFonts w:ascii="Preeti" w:hAnsi="Preeti"/>
+          <w:sz w:val="36"/>
+          <w:szCs w:val="36"/>
+        </w:rPr>
+        <w:t xml:space="preserve">   -u_ </w:t>
+      </w:r>
+      <w:proofErr w:type="spellStart"/>
+      <w:r>
+        <w:rPr>
+          <w:rFonts w:ascii="Preeti" w:hAnsi="Preeti"/>
+          <w:sz w:val="36"/>
+          <w:szCs w:val="36"/>
+        </w:rPr>
+        <w:t>xnf</w:t>
+      </w:r>
+      <w:proofErr w:type="spellEnd"/>
+      <w:r>
+        <w:rPr>
+          <w:rFonts w:ascii="Preeti" w:hAnsi="Preeti"/>
+          <w:sz w:val="36"/>
+          <w:szCs w:val="36"/>
+        </w:rPr>
+        <w:t>]</w:t>
+      </w:r>
+      <w:r>
+        <w:rPr>
+          <w:rFonts w:ascii="Preeti" w:hAnsi="Preeti"/>
+          <w:sz w:val="36"/>
+          <w:szCs w:val="36"/>
+        </w:rPr>
+        <w:tab/>
+        <w:t xml:space="preserve">           </w:t>
+      </w:r>
+      <w:r>
+        <w:rPr>
+          <w:rFonts w:ascii="Preeti" w:hAnsi="Preeti"/>
+          <w:sz w:val="36"/>
+          <w:szCs w:val="36"/>
+        </w:rPr>
+        <w:t xml:space="preserve">       </w:t>
+      </w:r>
+      <w:r>
+        <w:rPr>
+          <w:rFonts w:ascii="Preeti" w:hAnsi="Preeti"/>
+          <w:sz w:val="36"/>
+          <w:szCs w:val="36"/>
+        </w:rPr>
+        <w:t>===============================================================</w:t>
+      </w:r>
+      <w:r>
+        <w:rPr>
+          <w:rFonts w:ascii="Preeti" w:hAnsi="Preeti"/>
+          <w:sz w:val="36"/>
+          <w:szCs w:val="36"/>
+        </w:rPr>
+        <w:t>========</w:t>
+      </w:r>
+      <w:r>
+        <w:rPr>
+          <w:rFonts w:ascii="Preeti" w:hAnsi="Preeti"/>
+          <w:sz w:val="36"/>
+          <w:szCs w:val="36"/>
+        </w:rPr>
+        <w:t>===</w:t>
+      </w:r>
+      <w:r>
+        <w:rPr>
+          <w:rFonts w:ascii="Preeti" w:hAnsi="Preeti"/>
+          <w:sz w:val="36"/>
+          <w:szCs w:val="36"/>
+        </w:rPr>
+        <w:t>==</w:t>
+      </w:r>
+    </w:p>
+    <w:p>
+      <w:pPr>
+        <w:spacing w:line="240" w:lineRule="auto"/>
+        <w:rPr>
+          <w:rFonts w:ascii="Preeti" w:hAnsi="Preeti"/>
+          <w:b/>
+          <w:sz w:val="36"/>
+          <w:szCs w:val="36"/>
+        </w:rPr>
+      </w:pPr>
+    </w:p>
+    <w:p>
+      <w:pPr>
+        <w:spacing w:line="240" w:lineRule="auto"/>
+        <w:rPr>
+          <w:rFonts w:ascii="Preeti" w:hAnsi="Preeti"/>
           <w:b/>
           <w:bCs/>
           <w:sz w:val="36"/>
@@ -7785,7 +7941,7 @@
     </w:p>
     <w:p>
       <w:pPr>
-        <w:spacing w:line="240" w:lineRule="auto"/>
+        <w:spacing w:line="360" w:lineRule="auto"/>
         <w:rPr>
           <w:rFonts w:ascii="Preeti" w:hAnsi="Preeti"/>
           <w:sz w:val="36"/>
@@ -7890,7 +8046,7 @@
     </w:p>
     <w:p>
       <w:pPr>
-        <w:spacing w:line="240" w:lineRule="auto"/>
+        <w:spacing w:line="360" w:lineRule="auto"/>
         <w:rPr>
           <w:rFonts w:ascii="Preeti" w:hAnsi="Preeti"/>
           <w:sz w:val="36"/>
@@ -7948,7 +8104,7 @@
     </w:p>
     <w:p>
       <w:pPr>
-        <w:spacing w:line="240" w:lineRule="auto"/>
+        <w:spacing w:line="360" w:lineRule="auto"/>
         <w:rPr>
           <w:rFonts w:ascii="Preeti" w:hAnsi="Preeti"/>
           <w:bCs/>
@@ -8047,7 +8203,7 @@
     </w:p>
     <w:p>
       <w:pPr>
-        <w:spacing w:line="240" w:lineRule="auto"/>
+        <w:spacing w:line="360" w:lineRule="auto"/>
         <w:rPr>
           <w:rFonts w:ascii="Preeti" w:hAnsi="Preeti"/>
           <w:sz w:val="36"/>
@@ -8105,7 +8261,7 @@
     </w:p>
     <w:p>
       <w:pPr>
-        <w:spacing w:line="240" w:lineRule="auto"/>
+        <w:spacing w:line="360" w:lineRule="auto"/>
         <w:rPr>
           <w:rFonts w:ascii="Preeti" w:hAnsi="Preeti"/>
           <w:sz w:val="36"/>
@@ -8244,7 +8400,7 @@
     </w:p>
     <w:p>
       <w:pPr>
-        <w:spacing w:line="240" w:lineRule="auto"/>
+        <w:spacing w:line="360" w:lineRule="auto"/>
         <w:ind w:left="720"/>
         <w:rPr>
           <w:rFonts w:ascii="Preeti" w:hAnsi="Preeti"/>
@@ -8303,7 +8459,7 @@
     </w:p>
     <w:p>
       <w:pPr>
-        <w:spacing w:line="240" w:lineRule="auto"/>
+        <w:spacing w:line="360" w:lineRule="auto"/>
         <w:rPr>
           <w:rFonts w:ascii="Preeti" w:hAnsi="Preeti" w:cs="Times New Roman"/>
           <w:sz w:val="36"/>
@@ -8367,7 +8523,16 @@
           <w:sz w:val="36"/>
           <w:szCs w:val="36"/>
         </w:rPr>
-        <w:t>DklTf</w:t>
+        <w:t>Dkl</w:t>
+      </w:r>
+      <w:r>
+        <w:rPr>
+          <w:rFonts w:ascii="Preeti" w:hAnsi="Preeti"/>
+          <w:bCs/>
+          <w:sz w:val="36"/>
+          <w:szCs w:val="36"/>
+        </w:rPr>
+        <w:t>Q</w:t>
       </w:r>
       <w:proofErr w:type="spellEnd"/>
       <w:proofErr w:type="gramEnd"/>
@@ -8443,7 +8608,7 @@
     </w:p>
     <w:p>
       <w:pPr>
-        <w:spacing w:line="240" w:lineRule="auto"/>
+        <w:spacing w:line="360" w:lineRule="auto"/>
         <w:rPr>
           <w:rFonts w:ascii="Preeti" w:hAnsi="Preeti"/>
           <w:sz w:val="36"/>
@@ -8501,7 +8666,7 @@
     </w:p>
     <w:p>
       <w:pPr>
-        <w:spacing w:line="240" w:lineRule="auto"/>
+        <w:spacing w:line="360" w:lineRule="auto"/>
         <w:rPr>
           <w:rFonts w:ascii="Preeti" w:hAnsi="Preeti"/>
           <w:sz w:val="36"/>
@@ -8552,15 +8717,299 @@
     </w:p>
     <w:p>
       <w:pPr>
-        <w:pBdr>
-          <w:bottom w:val="double" w:sz="6" w:space="0" w:color="auto"/>
-        </w:pBdr>
+        <w:tabs>
+          <w:tab w:val="left" w:pos="8370"/>
+        </w:tabs>
+        <w:spacing w:line="360" w:lineRule="auto"/>
+        <w:rPr>
+          <w:rFonts w:ascii="Preeti" w:hAnsi="Preeti"/>
+          <w:bCs/>
+          <w:sz w:val="36"/>
+          <w:szCs w:val="36"/>
+        </w:rPr>
+      </w:pPr>
+      <w:r>
+        <w:rPr>
+          <w:rFonts w:ascii="Preeti" w:hAnsi="Preeti"/>
+          <w:sz w:val="36"/>
+          <w:szCs w:val="36"/>
+        </w:rPr>
+        <w:t xml:space="preserve">   -ª_ </w:t>
+      </w:r>
+      <w:proofErr w:type="spellStart"/>
+      <w:r>
+        <w:rPr>
+          <w:rFonts w:ascii="Preeti" w:hAnsi="Preeti"/>
+          <w:sz w:val="36"/>
+          <w:szCs w:val="36"/>
+        </w:rPr>
+        <w:t>xfdL</w:t>
+      </w:r>
+      <w:r>
+        <w:rPr>
+          <w:rFonts w:ascii="Preeti" w:hAnsi="Preeti"/>
+          <w:sz w:val="36"/>
+          <w:szCs w:val="36"/>
+        </w:rPr>
+        <w:t>n</w:t>
+      </w:r>
+      <w:proofErr w:type="spellEnd"/>
+      <w:r>
+        <w:rPr>
+          <w:rFonts w:ascii="Preeti" w:hAnsi="Preeti"/>
+          <w:sz w:val="36"/>
+          <w:szCs w:val="36"/>
+        </w:rPr>
+        <w:t>]</w:t>
+      </w:r>
+      <w:r>
+        <w:rPr>
+          <w:rFonts w:ascii="Preeti" w:hAnsi="Preeti"/>
+          <w:sz w:val="36"/>
+          <w:szCs w:val="36"/>
+        </w:rPr>
+        <w:t xml:space="preserve"> xflR5pF </w:t>
+      </w:r>
+      <w:proofErr w:type="spellStart"/>
+      <w:proofErr w:type="gramStart"/>
+      <w:r>
+        <w:rPr>
+          <w:rFonts w:ascii="Preeti" w:hAnsi="Preeti"/>
+          <w:sz w:val="36"/>
+          <w:szCs w:val="36"/>
+        </w:rPr>
+        <w:t>ubf</w:t>
+      </w:r>
+      <w:proofErr w:type="spellEnd"/>
+      <w:r>
+        <w:rPr>
+          <w:rFonts w:ascii="Preeti" w:hAnsi="Preeti"/>
+          <w:sz w:val="36"/>
+          <w:szCs w:val="36"/>
+        </w:rPr>
+        <w:t xml:space="preserve">{ </w:t>
+      </w:r>
+      <w:proofErr w:type="spellStart"/>
+      <w:r>
+        <w:rPr>
+          <w:rFonts w:ascii="Preeti" w:hAnsi="Preeti"/>
+          <w:sz w:val="36"/>
+          <w:szCs w:val="36"/>
+        </w:rPr>
+        <w:t>jf</w:t>
+      </w:r>
+      <w:proofErr w:type="spellEnd"/>
+      <w:proofErr w:type="gramEnd"/>
+      <w:r>
+        <w:rPr>
+          <w:rFonts w:ascii="Preeti" w:hAnsi="Preeti"/>
+          <w:sz w:val="36"/>
+          <w:szCs w:val="36"/>
+        </w:rPr>
+        <w:t xml:space="preserve"> </w:t>
+      </w:r>
+      <w:proofErr w:type="spellStart"/>
+      <w:proofErr w:type="gramStart"/>
+      <w:r>
+        <w:rPr>
+          <w:rFonts w:ascii="Preeti" w:hAnsi="Preeti"/>
+          <w:sz w:val="36"/>
+          <w:szCs w:val="36"/>
+        </w:rPr>
+        <w:t>vf</w:t>
+      </w:r>
+      <w:proofErr w:type="spellEnd"/>
+      <w:r>
+        <w:rPr>
+          <w:rFonts w:ascii="Preeti" w:hAnsi="Preeti"/>
+          <w:sz w:val="36"/>
+          <w:szCs w:val="36"/>
+        </w:rPr>
+        <w:t>]</w:t>
+      </w:r>
+      <w:proofErr w:type="spellStart"/>
+      <w:r>
+        <w:rPr>
+          <w:rFonts w:ascii="Preeti" w:hAnsi="Preeti"/>
+          <w:sz w:val="36"/>
+          <w:szCs w:val="36"/>
+        </w:rPr>
+        <w:t>Sbf</w:t>
+      </w:r>
+      <w:proofErr w:type="spellEnd"/>
+      <w:proofErr w:type="gramEnd"/>
+      <w:r>
+        <w:rPr>
+          <w:rFonts w:ascii="Preeti" w:hAnsi="Preeti"/>
+          <w:sz w:val="36"/>
+          <w:szCs w:val="36"/>
+        </w:rPr>
+        <w:t xml:space="preserve"> s] ug'{k</w:t>
+      </w:r>
+      <w:proofErr w:type="gramStart"/>
+      <w:r>
+        <w:rPr>
+          <w:rFonts w:ascii="Preeti" w:hAnsi="Preeti"/>
+          <w:sz w:val="36"/>
+          <w:szCs w:val="36"/>
+        </w:rPr>
+        <w:t>5{</w:t>
+      </w:r>
+      <w:r>
+        <w:rPr>
+          <w:rFonts w:ascii="Preeti" w:hAnsi="Preeti"/>
+          <w:sz w:val="36"/>
+          <w:szCs w:val="36"/>
+        </w:rPr>
+        <w:t xml:space="preserve"> </w:t>
+      </w:r>
+      <w:r>
+        <w:rPr>
+          <w:rFonts w:ascii="Preeti" w:hAnsi="Preeti"/>
+          <w:bCs/>
+          <w:sz w:val="36"/>
+          <w:szCs w:val="36"/>
+        </w:rPr>
+        <w:t>&lt;</w:t>
+      </w:r>
+      <w:proofErr w:type="gramEnd"/>
+    </w:p>
+    <w:p>
+      <w:pPr>
+        <w:tabs>
+          <w:tab w:val="left" w:pos="8370"/>
+        </w:tabs>
+        <w:spacing w:line="360" w:lineRule="auto"/>
+        <w:rPr>
+          <w:rFonts w:ascii="Preeti" w:hAnsi="Preeti"/>
+          <w:bCs/>
+          <w:sz w:val="36"/>
+          <w:szCs w:val="36"/>
+        </w:rPr>
+      </w:pPr>
+      <w:r>
+        <w:rPr>
+          <w:rFonts w:ascii="Preeti" w:hAnsi="Preeti"/>
+          <w:bCs/>
+          <w:sz w:val="36"/>
+          <w:szCs w:val="36"/>
+        </w:rPr>
+        <w:t xml:space="preserve">       =============================================================================================</w:t>
+      </w:r>
+      <w:r>
+        <w:rPr>
+          <w:rFonts w:ascii="Preeti" w:hAnsi="Preeti"/>
+          <w:bCs/>
+          <w:sz w:val="36"/>
+          <w:szCs w:val="36"/>
+        </w:rPr>
+        <w:t>===========</w:t>
+      </w:r>
+      <w:r>
+        <w:rPr>
+          <w:rFonts w:ascii="Preeti" w:hAnsi="Preeti"/>
+          <w:sz w:val="36"/>
+          <w:szCs w:val="36"/>
+        </w:rPr>
+        <w:t>===</w:t>
+      </w:r>
+      <w:r>
+        <w:rPr>
+          <w:rFonts w:ascii="Preeti" w:hAnsi="Preeti"/>
+          <w:sz w:val="36"/>
+          <w:szCs w:val="36"/>
+        </w:rPr>
+        <w:t>==</w:t>
+      </w:r>
+      <w:r>
+        <w:rPr>
+          <w:rFonts w:ascii="Preeti" w:hAnsi="Preeti"/>
+          <w:sz w:val="36"/>
+          <w:szCs w:val="36"/>
+        </w:rPr>
+        <w:t>===</w:t>
+      </w:r>
+      <w:r>
+        <w:rPr>
+          <w:rFonts w:ascii="Preeti" w:hAnsi="Preeti"/>
+          <w:sz w:val="36"/>
+          <w:szCs w:val="36"/>
+        </w:rPr>
+        <w:t>==</w:t>
+      </w:r>
+    </w:p>
+    <w:p>
+      <w:pPr>
+        <w:tabs>
+          <w:tab w:val="left" w:pos="8370"/>
+        </w:tabs>
+        <w:spacing w:line="360" w:lineRule="auto"/>
+        <w:rPr>
+          <w:rFonts w:ascii="Preeti" w:hAnsi="Preeti"/>
+          <w:sz w:val="36"/>
+          <w:szCs w:val="36"/>
+        </w:rPr>
+      </w:pPr>
+      <w:r>
+        <w:rPr>
+          <w:rFonts w:ascii="Preeti" w:hAnsi="Preeti"/>
+          <w:bCs/>
+          <w:sz w:val="36"/>
+          <w:szCs w:val="36"/>
+        </w:rPr>
+        <w:t xml:space="preserve">       =============================================================</w:t>
+      </w:r>
+      <w:r>
+        <w:rPr>
+          <w:rFonts w:ascii="Preeti" w:hAnsi="Preeti"/>
+          <w:bCs/>
+          <w:sz w:val="36"/>
+          <w:szCs w:val="36"/>
+        </w:rPr>
+        <w:t>===========================================</w:t>
+      </w:r>
+      <w:r>
+        <w:rPr>
+          <w:rFonts w:ascii="Preeti" w:hAnsi="Preeti"/>
+          <w:sz w:val="36"/>
+          <w:szCs w:val="36"/>
+        </w:rPr>
+        <w:t>===</w:t>
+      </w:r>
+      <w:r>
+        <w:rPr>
+          <w:rFonts w:ascii="Preeti" w:hAnsi="Preeti"/>
+          <w:sz w:val="36"/>
+          <w:szCs w:val="36"/>
+        </w:rPr>
+        <w:t>==</w:t>
+      </w:r>
+      <w:r>
+        <w:rPr>
+          <w:rFonts w:ascii="Preeti" w:hAnsi="Preeti"/>
+          <w:sz w:val="36"/>
+          <w:szCs w:val="36"/>
+        </w:rPr>
+        <w:t>===</w:t>
+      </w:r>
+      <w:r>
+        <w:rPr>
+          <w:rFonts w:ascii="Preeti" w:hAnsi="Preeti"/>
+          <w:sz w:val="36"/>
+          <w:szCs w:val="36"/>
+        </w:rPr>
+        <w:t>==</w:t>
+      </w:r>
+    </w:p>
+    <w:p>
+      <w:pPr>
         <w:tabs>
           <w:tab w:val="left" w:pos="8370"/>
         </w:tabs>
         <w:spacing w:line="240" w:lineRule="auto"/>
         <w:rPr>
           <w:rFonts w:ascii="Preeti" w:hAnsi="Preeti"/>
+          <w:b/>
           <w:bCs/>
           <w:sz w:val="36"/>
           <w:szCs w:val="36"/>
@@ -8569,160 +9018,240 @@
       <w:r>
         <w:rPr>
           <w:rFonts w:ascii="Preeti" w:hAnsi="Preeti"/>
-          <w:sz w:val="36"/>
-          <w:szCs w:val="36"/>
-        </w:rPr>
-        <w:t xml:space="preserve">   -ª_ </w:t>
-      </w:r>
-      <w:proofErr w:type="spellStart"/>
-      <w:r>
-        <w:rPr>
-          <w:rFonts w:ascii="Preeti" w:hAnsi="Preeti"/>
-          <w:sz w:val="36"/>
-          <w:szCs w:val="36"/>
-        </w:rPr>
-        <w:t>xfdL</w:t>
-      </w:r>
-      <w:r>
-        <w:rPr>
-          <w:rFonts w:ascii="Preeti" w:hAnsi="Preeti"/>
-          <w:sz w:val="36"/>
-          <w:szCs w:val="36"/>
-        </w:rPr>
-        <w:t>n</w:t>
-      </w:r>
-      <w:proofErr w:type="spellEnd"/>
-      <w:r>
-        <w:rPr>
-          <w:rFonts w:ascii="Preeti" w:hAnsi="Preeti"/>
-          <w:sz w:val="36"/>
-          <w:szCs w:val="36"/>
-        </w:rPr>
-        <w:t>]</w:t>
-      </w:r>
-      <w:r>
-        <w:rPr>
-          <w:rFonts w:ascii="Preeti" w:hAnsi="Preeti"/>
-          <w:sz w:val="36"/>
-          <w:szCs w:val="36"/>
-        </w:rPr>
-        <w:t xml:space="preserve"> xflR5pF </w:t>
+          <w:b/>
+          <w:bCs/>
+          <w:sz w:val="36"/>
+          <w:szCs w:val="36"/>
+        </w:rPr>
+        <w:lastRenderedPageBreak/>
+        <w:t xml:space="preserve">-!)_ </w:t>
+      </w:r>
+      <w:proofErr w:type="spellStart"/>
+      <w:r>
+        <w:rPr>
+          <w:rFonts w:ascii="Preeti" w:hAnsi="Preeti"/>
+          <w:b/>
+          <w:bCs/>
+          <w:sz w:val="36"/>
+          <w:szCs w:val="36"/>
+        </w:rPr>
+        <w:t>tn</w:t>
+      </w:r>
+      <w:proofErr w:type="spellEnd"/>
+      <w:r>
+        <w:rPr>
+          <w:rFonts w:ascii="Preeti" w:hAnsi="Preeti"/>
+          <w:b/>
+          <w:bCs/>
+          <w:sz w:val="36"/>
+          <w:szCs w:val="36"/>
+        </w:rPr>
+        <w:t xml:space="preserve"> </w:t>
+      </w:r>
+      <w:proofErr w:type="spellStart"/>
+      <w:r>
+        <w:rPr>
+          <w:rFonts w:ascii="Preeti" w:hAnsi="Preeti"/>
+          <w:b/>
+          <w:bCs/>
+          <w:sz w:val="36"/>
+          <w:szCs w:val="36"/>
+        </w:rPr>
+        <w:t>lbOPsf</w:t>
+      </w:r>
+      <w:proofErr w:type="spellEnd"/>
+      <w:r>
+        <w:rPr>
+          <w:rFonts w:ascii="Preeti" w:hAnsi="Preeti"/>
+          <w:b/>
+          <w:bCs/>
+          <w:sz w:val="36"/>
+          <w:szCs w:val="36"/>
+        </w:rPr>
+        <w:t xml:space="preserve">] </w:t>
       </w:r>
       <w:proofErr w:type="spellStart"/>
       <w:proofErr w:type="gramStart"/>
       <w:r>
         <w:rPr>
           <w:rFonts w:ascii="Preeti" w:hAnsi="Preeti"/>
-          <w:sz w:val="36"/>
-          <w:szCs w:val="36"/>
-        </w:rPr>
-        <w:t>ubf</w:t>
-      </w:r>
-      <w:proofErr w:type="spellEnd"/>
-      <w:r>
-        <w:rPr>
-          <w:rFonts w:ascii="Preeti" w:hAnsi="Preeti"/>
-          <w:sz w:val="36"/>
-          <w:szCs w:val="36"/>
-        </w:rPr>
-        <w:t xml:space="preserve">{ </w:t>
-      </w:r>
-      <w:proofErr w:type="spellStart"/>
-      <w:r>
-        <w:rPr>
-          <w:rFonts w:ascii="Preeti" w:hAnsi="Preeti"/>
-          <w:sz w:val="36"/>
-          <w:szCs w:val="36"/>
-        </w:rPr>
-        <w:t>jf</w:t>
+          <w:b/>
+          <w:bCs/>
+          <w:sz w:val="36"/>
+          <w:szCs w:val="36"/>
+        </w:rPr>
+        <w:t>la?jfsf</w:t>
       </w:r>
       <w:proofErr w:type="spellEnd"/>
       <w:proofErr w:type="gramEnd"/>
       <w:r>
         <w:rPr>
           <w:rFonts w:ascii="Preeti" w:hAnsi="Preeti"/>
+          <w:b/>
+          <w:bCs/>
+          <w:sz w:val="36"/>
+          <w:szCs w:val="36"/>
+        </w:rPr>
+        <w:t xml:space="preserve">] </w:t>
+      </w:r>
+      <w:proofErr w:type="spellStart"/>
+      <w:r>
+        <w:rPr>
+          <w:rFonts w:ascii="Preeti" w:hAnsi="Preeti"/>
+          <w:b/>
+          <w:bCs/>
+          <w:sz w:val="36"/>
+          <w:szCs w:val="36"/>
+        </w:rPr>
+        <w:t>efux¿sf</w:t>
+      </w:r>
+      <w:proofErr w:type="spellEnd"/>
+      <w:r>
+        <w:rPr>
+          <w:rFonts w:ascii="Preeti" w:hAnsi="Preeti"/>
+          <w:b/>
+          <w:bCs/>
+          <w:sz w:val="36"/>
+          <w:szCs w:val="36"/>
+        </w:rPr>
+        <w:t xml:space="preserve">] </w:t>
+      </w:r>
+      <w:proofErr w:type="spellStart"/>
+      <w:r>
+        <w:rPr>
+          <w:rFonts w:ascii="Preeti" w:hAnsi="Preeti"/>
+          <w:b/>
+          <w:bCs/>
+          <w:sz w:val="36"/>
+          <w:szCs w:val="36"/>
+        </w:rPr>
+        <w:t>gfd</w:t>
+      </w:r>
+      <w:proofErr w:type="spellEnd"/>
+      <w:r>
+        <w:rPr>
+          <w:rFonts w:ascii="Preeti" w:hAnsi="Preeti"/>
+          <w:b/>
+          <w:bCs/>
           <w:sz w:val="36"/>
           <w:szCs w:val="36"/>
         </w:rPr>
         <w:t xml:space="preserve"> </w:t>
       </w:r>
-      <w:proofErr w:type="spellStart"/>
       <w:proofErr w:type="gramStart"/>
       <w:r>
         <w:rPr>
           <w:rFonts w:ascii="Preeti" w:hAnsi="Preeti"/>
-          <w:sz w:val="36"/>
-          <w:szCs w:val="36"/>
-        </w:rPr>
-        <w:t>vf</w:t>
-      </w:r>
-      <w:proofErr w:type="spellEnd"/>
-      <w:r>
-        <w:rPr>
-          <w:rFonts w:ascii="Preeti" w:hAnsi="Preeti"/>
-          <w:sz w:val="36"/>
-          <w:szCs w:val="36"/>
-        </w:rPr>
-        <w:t>]</w:t>
-      </w:r>
-      <w:proofErr w:type="spellStart"/>
-      <w:r>
-        <w:rPr>
-          <w:rFonts w:ascii="Preeti" w:hAnsi="Preeti"/>
-          <w:sz w:val="36"/>
-          <w:szCs w:val="36"/>
-        </w:rPr>
-        <w:t>Sbf</w:t>
-      </w:r>
-      <w:proofErr w:type="spellEnd"/>
+          <w:b/>
+          <w:bCs/>
+          <w:sz w:val="36"/>
+          <w:szCs w:val="36"/>
+        </w:rPr>
+        <w:t>n]</w:t>
+      </w:r>
+      <w:proofErr w:type="spellStart"/>
+      <w:r>
+        <w:rPr>
+          <w:rFonts w:ascii="Preeti" w:hAnsi="Preeti"/>
+          <w:b/>
+          <w:bCs/>
+          <w:sz w:val="36"/>
+          <w:szCs w:val="36"/>
+        </w:rPr>
+        <w:t>Vg'xf</w:t>
+      </w:r>
+      <w:proofErr w:type="spellEnd"/>
+      <w:r>
+        <w:rPr>
+          <w:rFonts w:ascii="Preeti" w:hAnsi="Preeti"/>
+          <w:b/>
+          <w:bCs/>
+          <w:sz w:val="36"/>
+          <w:szCs w:val="36"/>
+        </w:rPr>
+        <w:t>];\</w:t>
+      </w:r>
       <w:proofErr w:type="gramEnd"/>
       <w:r>
         <w:rPr>
           <w:rFonts w:ascii="Preeti" w:hAnsi="Preeti"/>
-          <w:sz w:val="36"/>
-          <w:szCs w:val="36"/>
-        </w:rPr>
-        <w:t xml:space="preserve"> s] ug'{k</w:t>
-      </w:r>
-      <w:proofErr w:type="gramStart"/>
-      <w:r>
-        <w:rPr>
-          <w:rFonts w:ascii="Preeti" w:hAnsi="Preeti"/>
-          <w:sz w:val="36"/>
-          <w:szCs w:val="36"/>
-        </w:rPr>
-        <w:t>5{</w:t>
-      </w:r>
-      <w:r>
-        <w:rPr>
-          <w:rFonts w:ascii="Preeti" w:hAnsi="Preeti"/>
-          <w:sz w:val="36"/>
-          <w:szCs w:val="36"/>
-        </w:rPr>
-        <w:t xml:space="preserve"> </w:t>
-      </w:r>
-      <w:r>
-        <w:rPr>
-          <w:rFonts w:ascii="Preeti" w:hAnsi="Preeti"/>
-          <w:bCs/>
-          <w:sz w:val="36"/>
-          <w:szCs w:val="36"/>
-        </w:rPr>
-        <w:t>&lt;</w:t>
-      </w:r>
-      <w:proofErr w:type="gramEnd"/>
+          <w:b/>
+          <w:bCs/>
+          <w:sz w:val="36"/>
+          <w:szCs w:val="36"/>
+        </w:rPr>
+        <w:t xml:space="preserve"> M</w:t>
+      </w:r>
+      <w:r>
+        <w:rPr>
+          <w:rFonts w:ascii="Preeti" w:hAnsi="Preeti"/>
+          <w:b/>
+          <w:bCs/>
+          <w:sz w:val="36"/>
+          <w:szCs w:val="36"/>
+        </w:rPr>
+        <w:tab/>
+      </w:r>
+      <w:r>
+        <w:rPr>
+          <w:rFonts w:ascii="Preeti" w:hAnsi="Preeti"/>
+          <w:b/>
+          <w:bCs/>
+          <w:sz w:val="36"/>
+          <w:szCs w:val="36"/>
+        </w:rPr>
+        <w:tab/>
+      </w:r>
+      <w:r>
+        <w:rPr>
+          <w:rFonts w:ascii="Preeti" w:hAnsi="Preeti"/>
+          <w:b/>
+          <w:bCs/>
+          <w:sz w:val="36"/>
+          <w:szCs w:val="36"/>
+        </w:rPr>
+        <w:t xml:space="preserve">   </w:t>
+      </w:r>
+      <w:r>
+        <w:rPr>
+          <w:rFonts w:ascii="Preeti" w:hAnsi="Preeti"/>
+          <w:b/>
+          <w:bCs/>
+          <w:sz w:val="36"/>
+          <w:szCs w:val="36"/>
+        </w:rPr>
+        <w:tab/>
+      </w:r>
+      <w:r>
+        <w:rPr>
+          <w:rFonts w:ascii="Preeti" w:hAnsi="Preeti"/>
+          <w:b/>
+          <w:bCs/>
+          <w:sz w:val="36"/>
+          <w:szCs w:val="36"/>
+        </w:rPr>
+        <w:tab/>
+      </w:r>
+      <w:r>
+        <w:rPr>
+          <w:rFonts w:ascii="Preeti" w:hAnsi="Preeti"/>
+          <w:b/>
+          <w:bCs/>
+          <w:sz w:val="36"/>
+          <w:szCs w:val="36"/>
+        </w:rPr>
+        <w:t>-$_</w:t>
+      </w:r>
     </w:p>
     <w:p>
       <w:pPr>
-        <w:pBdr>
-          <w:bottom w:val="double" w:sz="6" w:space="0" w:color="auto"/>
-        </w:pBdr>
         <w:tabs>
           <w:tab w:val="left" w:pos="8370"/>
         </w:tabs>
         <w:spacing w:line="240" w:lineRule="auto"/>
         <w:rPr>
           <w:rFonts w:ascii="Preeti" w:hAnsi="Preeti"/>
+          <w:b/>
           <w:bCs/>
           <w:sz w:val="36"/>
           <w:szCs w:val="36"/>
@@ -8730,127 +9259,79 @@
       </w:pPr>
       <w:r>
         <w:rPr>
-          <w:rFonts w:ascii="Preeti" w:hAnsi="Preeti"/>
-          <w:bCs/>
-          <w:sz w:val="36"/>
-          <w:szCs w:val="36"/>
-        </w:rPr>
-        <w:t xml:space="preserve">       =============================================================================================</w:t>
-      </w:r>
-      <w:r>
-        <w:rPr>
-          <w:rFonts w:ascii="Preeti" w:hAnsi="Preeti"/>
-          <w:bCs/>
-          <w:sz w:val="36"/>
-          <w:szCs w:val="36"/>
-        </w:rPr>
-        <w:t>===========</w:t>
-      </w:r>
-      <w:r>
-        <w:rPr>
-          <w:rFonts w:ascii="Preeti" w:hAnsi="Preeti"/>
-          <w:sz w:val="36"/>
-          <w:szCs w:val="36"/>
-        </w:rPr>
-        <w:t>===</w:t>
-      </w:r>
-      <w:r>
-        <w:rPr>
-          <w:rFonts w:ascii="Preeti" w:hAnsi="Preeti"/>
-          <w:sz w:val="36"/>
-          <w:szCs w:val="36"/>
-        </w:rPr>
-        <w:t>==</w:t>
-      </w:r>
-      <w:r>
-        <w:rPr>
-          <w:rFonts w:ascii="Preeti" w:hAnsi="Preeti"/>
-          <w:sz w:val="36"/>
-          <w:szCs w:val="36"/>
-        </w:rPr>
-        <w:t>===</w:t>
-      </w:r>
-      <w:r>
-        <w:rPr>
-          <w:rFonts w:ascii="Preeti" w:hAnsi="Preeti"/>
-          <w:sz w:val="36"/>
-          <w:szCs w:val="36"/>
-        </w:rPr>
-        <w:t>==</w:t>
+          <w:noProof/>
+        </w:rPr>
+        <w:pict w14:anchorId="056259A6">
+          <v:group id="Group 40" o:spid="_x0000_s1051" style="position:absolute;margin-left:-4pt;margin-top:9.7pt;width:490.4pt;height:399.75pt;z-index:251665408;mso-width-relative:margin;mso-height-relative:margin" coordsize="58769,34575" o:gfxdata="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">
+            <v:shapetype id="_x0000_t75" coordsize="21600,21600" o:spt="75" o:preferrelative="t" path="m@4@5l@4@11@9@11@9@5xe" filled="f" stroked="f">
+              <v:stroke joinstyle="miter"/>
+              <v:formulas>
+                <v:f eqn="if lineDrawn pixelLineWidth 0"/>
+                <v:f eqn="sum @0 1 0"/>
+                <v:f eqn="sum 0 0 @1"/>
+                <v:f eqn="prod @2 1 2"/>
+                <v:f eqn="prod @3 21600 pixelWidth"/>
+                <v:f eqn="prod @3 21600 pixelHeight"/>
+                <v:f eqn="sum @0 0 1"/>
+                <v:f eqn="prod @6 1 2"/>
+                <v:f eqn="prod @7 21600 pixelWidth"/>
+                <v:f eqn="sum @8 21600 0"/>
+                <v:f eqn="prod @7 21600 pixelHeight"/>
+                <v:f eqn="sum @10 21600 0"/>
+              </v:formulas>
+              <v:path o:extrusionok="f" gradientshapeok="t" o:connecttype="rect"/>
+              <o:lock v:ext="edit" aspectratio="t"/>
+            </v:shapetype>
+            <v:shape id="Picture 46" o:spid="_x0000_s1052" type="#_x0000_t75" style="position:absolute;left:15240;width:26098;height:34575;visibility:visible;mso-wrap-style:square" o:gfxdata="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">
+              <v:imagedata r:id="rId6" o:title=""/>
+            </v:shape>
+            <v:shape id="Straight Arrow Connector 1549471797" o:spid="_x0000_s1053" type="#_x0000_t32" style="position:absolute;left:31813;top:2000;width:12954;height:457;visibility:visible;mso-wrap-style:square" o:connectortype="straight" o:gfxdata="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" strokecolor="black [3040]">
+              <v:stroke endarrow="block"/>
+            </v:shape>
+            <v:shape id="Straight Arrow Connector 696330710" o:spid="_x0000_s1054" type="#_x0000_t32" style="position:absolute;left:11144;top:4286;width:13621;height:546;flip:x y;visibility:visible;mso-wrap-style:square" o:connectortype="straight" o:gfxdata="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" strokecolor="black [3040]">
+              <v:stroke endarrow="block"/>
+            </v:shape>
+            <v:shape id="Straight Arrow Connector 545737580" o:spid="_x0000_s1055" type="#_x0000_t32" style="position:absolute;left:27622;top:23526;width:15907;height:457;visibility:visible;mso-wrap-style:square" o:connectortype="straight" o:gfxdata="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" strokecolor="black [3040]">
+              <v:stroke endarrow="block"/>
+            </v:shape>
+            <v:shape id="Straight Arrow Connector 1771940850" o:spid="_x0000_s1056" type="#_x0000_t32" style="position:absolute;left:32766;top:12954;width:14763;height:457;flip:y;visibility:visible;mso-wrap-style:square" o:connectortype="straight" o:gfxdata="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" strokecolor="black [3040]">
+              <v:stroke endarrow="block"/>
+            </v:shape>
+            <v:rect id="Rectangle 1910767764" o:spid="_x0000_s1057" style="position:absolute;top:2286;width:11239;height:4953;visibility:visible;mso-wrap-style:square;v-text-anchor:middle" o:gfxdata="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" fillcolor="white [3201]" strokecolor="black [3213]" strokeweight="1.5pt">
+              <v:textbox>
+                <w:txbxContent>
+                  <w:p>
+                    <w:pPr>
+                      <w:jc w:val="center"/>
+                    </w:pPr>
+                  </w:p>
+                </w:txbxContent>
+              </v:textbox>
+            </v:rect>
+            <v:rect id="Rectangle 1698520661" o:spid="_x0000_s1058" style="position:absolute;left:43815;top:22098;width:11239;height:4953;visibility:visible;mso-wrap-style:square;v-text-anchor:middle" o:gfxdata="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" fillcolor="white [3201]" strokecolor="black [3213]" strokeweight="1.5pt"/>
+            <v:rect id="Rectangle 1375517685" o:spid="_x0000_s1059" style="position:absolute;left:47529;top:10668;width:11240;height:4953;visibility:visible;mso-wrap-style:square;v-text-anchor:middle" o:gfxdata="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" fillcolor="white [3201]" strokecolor="black [3213]" strokeweight="1.5pt"/>
+            <v:rect id="Rectangle 969130662" o:spid="_x0000_s1060" style="position:absolute;left:44862;top:857;width:11240;height:4953;visibility:visible;mso-wrap-style:square;v-text-anchor:middle" o:gfxdata="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" fillcolor="white [3201]" strokecolor="black [3213]" strokeweight="1.5pt"/>
+          </v:group>
+        </w:pict>
       </w:r>
     </w:p>
     <w:p>
       <w:pPr>
-        <w:pBdr>
-          <w:bottom w:val="double" w:sz="6" w:space="0" w:color="auto"/>
-        </w:pBdr>
         <w:tabs>
           <w:tab w:val="left" w:pos="8370"/>
         </w:tabs>
         <w:spacing w:line="240" w:lineRule="auto"/>
         <w:rPr>
           <w:rFonts w:ascii="Preeti" w:hAnsi="Preeti"/>
+          <w:b/>
           <w:bCs/>
           <w:sz w:val="36"/>
           <w:szCs w:val="36"/>
         </w:rPr>
       </w:pPr>
-      <w:r>
-        <w:rPr>
-          <w:rFonts w:ascii="Preeti" w:hAnsi="Preeti"/>
-          <w:bCs/>
-          <w:sz w:val="36"/>
-          <w:szCs w:val="36"/>
-        </w:rPr>
-        <w:t xml:space="preserve">       =============================================================</w:t>
-      </w:r>
-      <w:r>
-        <w:rPr>
-          <w:rFonts w:ascii="Preeti" w:hAnsi="Preeti"/>
-          <w:bCs/>
-          <w:sz w:val="36"/>
-          <w:szCs w:val="36"/>
-        </w:rPr>
-        <w:t>===========================================</w:t>
-      </w:r>
-      <w:r>
-        <w:rPr>
-          <w:rFonts w:ascii="Preeti" w:hAnsi="Preeti"/>
-          <w:sz w:val="36"/>
-          <w:szCs w:val="36"/>
-        </w:rPr>
-        <w:t>===</w:t>
-      </w:r>
-      <w:r>
-        <w:rPr>
-          <w:rFonts w:ascii="Preeti" w:hAnsi="Preeti"/>
-          <w:sz w:val="36"/>
-          <w:szCs w:val="36"/>
-        </w:rPr>
-        <w:t>==</w:t>
-      </w:r>
-      <w:r>
-        <w:rPr>
-          <w:rFonts w:ascii="Preeti" w:hAnsi="Preeti"/>
-          <w:sz w:val="36"/>
-          <w:szCs w:val="36"/>
-        </w:rPr>
-        <w:t>===</w:t>
-      </w:r>
-      <w:r>
-        <w:rPr>
-          <w:rFonts w:ascii="Preeti" w:hAnsi="Preeti"/>
-          <w:sz w:val="36"/>
-          <w:szCs w:val="36"/>
-        </w:rPr>
-        <w:t>==</w:t>
-      </w:r>
     </w:p>
     <w:p>
       <w:pPr>
-        <w:pBdr>
-          <w:bottom w:val="double" w:sz="6" w:space="0" w:color="auto"/>
-        </w:pBdr>
         <w:tabs>
           <w:tab w:val="left" w:pos="8370"/>
         </w:tabs>
@@ -8863,273 +9344,9 @@
           <w:szCs w:val="36"/>
         </w:rPr>
       </w:pPr>
-      <w:r>
-        <w:rPr>
-          <w:rFonts w:ascii="Preeti" w:hAnsi="Preeti"/>
-          <w:b/>
-          <w:bCs/>
-          <w:noProof/>
-          <w:sz w:val="36"/>
-          <w:szCs w:val="36"/>
-        </w:rPr>
-        <w:pict w14:anchorId="59F06742">
-          <v:rect id="_x0000_s1049" style="position:absolute;margin-left:-2.5pt;margin-top:22.15pt;width:534.15pt;height:246.15pt;z-index:251664384"/>
-        </w:pict>
-      </w:r>
-      <w:r>
-        <w:rPr>
-          <w:rFonts w:ascii="Preeti" w:hAnsi="Preeti"/>
-          <w:b/>
-          <w:bCs/>
-          <w:sz w:val="36"/>
-          <w:szCs w:val="36"/>
-        </w:rPr>
-        <w:t>-</w:t>
-      </w:r>
-      <w:proofErr w:type="gramStart"/>
-      <w:r>
-        <w:rPr>
-          <w:rFonts w:ascii="Preeti" w:hAnsi="Preeti"/>
-          <w:b/>
-          <w:bCs/>
-          <w:sz w:val="36"/>
-          <w:szCs w:val="36"/>
-        </w:rPr>
-        <w:t>!)_</w:t>
-      </w:r>
-      <w:proofErr w:type="gramEnd"/>
-      <w:r>
-        <w:rPr>
-          <w:rFonts w:ascii="Preeti" w:hAnsi="Preeti"/>
-          <w:b/>
-          <w:bCs/>
-          <w:sz w:val="36"/>
-          <w:szCs w:val="36"/>
-        </w:rPr>
-        <w:t xml:space="preserve"> </w:t>
-      </w:r>
-      <w:proofErr w:type="spellStart"/>
-      <w:r>
-        <w:rPr>
-          <w:rFonts w:ascii="Preeti" w:hAnsi="Preeti"/>
-          <w:b/>
-          <w:bCs/>
-          <w:sz w:val="36"/>
-          <w:szCs w:val="36"/>
-        </w:rPr>
-        <w:t>tn</w:t>
-      </w:r>
-      <w:proofErr w:type="spellEnd"/>
-      <w:r>
-        <w:rPr>
-          <w:rFonts w:ascii="Preeti" w:hAnsi="Preeti"/>
-          <w:b/>
-          <w:bCs/>
-          <w:sz w:val="36"/>
-          <w:szCs w:val="36"/>
-        </w:rPr>
-        <w:t xml:space="preserve"> </w:t>
-      </w:r>
-      <w:proofErr w:type="spellStart"/>
-      <w:r>
-        <w:rPr>
-          <w:rFonts w:ascii="Preeti" w:hAnsi="Preeti"/>
-          <w:b/>
-          <w:bCs/>
-          <w:sz w:val="36"/>
-          <w:szCs w:val="36"/>
-        </w:rPr>
-        <w:t>lbOPsf</w:t>
-      </w:r>
-      <w:proofErr w:type="spellEnd"/>
-      <w:r>
-        <w:rPr>
-          <w:rFonts w:ascii="Preeti" w:hAnsi="Preeti"/>
-          <w:b/>
-          <w:bCs/>
-          <w:sz w:val="36"/>
-          <w:szCs w:val="36"/>
-        </w:rPr>
-        <w:t xml:space="preserve">] </w:t>
-      </w:r>
-      <w:proofErr w:type="spellStart"/>
-      <w:proofErr w:type="gramStart"/>
-      <w:r>
-        <w:rPr>
-          <w:rFonts w:ascii="Preeti" w:hAnsi="Preeti"/>
-          <w:b/>
-          <w:bCs/>
-          <w:sz w:val="36"/>
-          <w:szCs w:val="36"/>
-        </w:rPr>
-        <w:t>la?jfsf</w:t>
-      </w:r>
-      <w:proofErr w:type="spellEnd"/>
-      <w:proofErr w:type="gramEnd"/>
-      <w:r>
-        <w:rPr>
-          <w:rFonts w:ascii="Preeti" w:hAnsi="Preeti"/>
-          <w:b/>
-          <w:bCs/>
-          <w:sz w:val="36"/>
-          <w:szCs w:val="36"/>
-        </w:rPr>
-        <w:t xml:space="preserve">] </w:t>
-      </w:r>
-      <w:proofErr w:type="spellStart"/>
-      <w:r>
-        <w:rPr>
-          <w:rFonts w:ascii="Preeti" w:hAnsi="Preeti"/>
-          <w:b/>
-          <w:bCs/>
-          <w:sz w:val="36"/>
-          <w:szCs w:val="36"/>
-        </w:rPr>
-        <w:t>efux¿sf</w:t>
-      </w:r>
-      <w:proofErr w:type="spellEnd"/>
-      <w:r>
-        <w:rPr>
-          <w:rFonts w:ascii="Preeti" w:hAnsi="Preeti"/>
-          <w:b/>
-          <w:bCs/>
-          <w:sz w:val="36"/>
-          <w:szCs w:val="36"/>
-        </w:rPr>
-        <w:t xml:space="preserve">] </w:t>
-      </w:r>
-      <w:proofErr w:type="spellStart"/>
-      <w:r>
-        <w:rPr>
-          <w:rFonts w:ascii="Preeti" w:hAnsi="Preeti"/>
-          <w:b/>
-          <w:bCs/>
-          <w:sz w:val="36"/>
-          <w:szCs w:val="36"/>
-        </w:rPr>
-        <w:t>gfd</w:t>
-      </w:r>
-      <w:proofErr w:type="spellEnd"/>
-      <w:r>
-        <w:rPr>
-          <w:rFonts w:ascii="Preeti" w:hAnsi="Preeti"/>
-          <w:b/>
-          <w:bCs/>
-          <w:sz w:val="36"/>
-          <w:szCs w:val="36"/>
-        </w:rPr>
-        <w:t xml:space="preserve"> </w:t>
-      </w:r>
-      <w:proofErr w:type="gramStart"/>
-      <w:r>
-        <w:rPr>
-          <w:rFonts w:ascii="Preeti" w:hAnsi="Preeti"/>
-          <w:b/>
-          <w:bCs/>
-          <w:sz w:val="36"/>
-          <w:szCs w:val="36"/>
-        </w:rPr>
-        <w:t>n]</w:t>
-      </w:r>
-      <w:proofErr w:type="spellStart"/>
-      <w:r>
-        <w:rPr>
-          <w:rFonts w:ascii="Preeti" w:hAnsi="Preeti"/>
-          <w:b/>
-          <w:bCs/>
-          <w:sz w:val="36"/>
-          <w:szCs w:val="36"/>
-        </w:rPr>
-        <w:t>Vg'xf</w:t>
-      </w:r>
-      <w:proofErr w:type="spellEnd"/>
-      <w:r>
-        <w:rPr>
-          <w:rFonts w:ascii="Preeti" w:hAnsi="Preeti"/>
-          <w:b/>
-          <w:bCs/>
-          <w:sz w:val="36"/>
-          <w:szCs w:val="36"/>
-        </w:rPr>
-        <w:t>];\</w:t>
-      </w:r>
-      <w:proofErr w:type="gramEnd"/>
-      <w:r>
-        <w:rPr>
-          <w:rFonts w:ascii="Preeti" w:hAnsi="Preeti"/>
-          <w:b/>
-          <w:bCs/>
-          <w:sz w:val="36"/>
-          <w:szCs w:val="36"/>
-        </w:rPr>
-        <w:t xml:space="preserve"> M</w:t>
-      </w:r>
-      <w:r>
-        <w:rPr>
-          <w:rFonts w:ascii="Preeti" w:hAnsi="Preeti"/>
-          <w:b/>
-          <w:bCs/>
-          <w:sz w:val="36"/>
-          <w:szCs w:val="36"/>
-        </w:rPr>
-        <w:tab/>
-      </w:r>
-      <w:r>
-        <w:rPr>
-          <w:rFonts w:ascii="Preeti" w:hAnsi="Preeti"/>
-          <w:b/>
-          <w:bCs/>
-          <w:sz w:val="36"/>
-          <w:szCs w:val="36"/>
-        </w:rPr>
-        <w:tab/>
-      </w:r>
-      <w:r>
-        <w:rPr>
-          <w:rFonts w:ascii="Preeti" w:hAnsi="Preeti"/>
-          <w:b/>
-          <w:bCs/>
-          <w:sz w:val="36"/>
-          <w:szCs w:val="36"/>
-        </w:rPr>
-        <w:t xml:space="preserve">   </w:t>
-      </w:r>
-      <w:r>
-        <w:rPr>
-          <w:rFonts w:ascii="Preeti" w:hAnsi="Preeti"/>
-          <w:b/>
-          <w:bCs/>
-          <w:sz w:val="36"/>
-          <w:szCs w:val="36"/>
-        </w:rPr>
-        <w:tab/>
-      </w:r>
-      <w:r>
-        <w:rPr>
-          <w:rFonts w:ascii="Preeti" w:hAnsi="Preeti"/>
-          <w:b/>
-          <w:bCs/>
-          <w:sz w:val="36"/>
-          <w:szCs w:val="36"/>
-        </w:rPr>
-        <w:tab/>
-      </w:r>
-      <w:r>
-        <w:rPr>
-          <w:rFonts w:ascii="Preeti" w:hAnsi="Preeti"/>
-          <w:b/>
-          <w:bCs/>
-          <w:sz w:val="36"/>
-          <w:szCs w:val="36"/>
-        </w:rPr>
-        <w:t>-$_</w:t>
-      </w:r>
     </w:p>
     <w:p>
       <w:pPr>
-        <w:pBdr>
-          <w:bottom w:val="double" w:sz="6" w:space="0" w:color="auto"/>
-        </w:pBdr>
         <w:tabs>
           <w:tab w:val="left" w:pos="8370"/>
         </w:tabs>
@@ -9145,9 +9362,6 @@
     </w:p>
     <w:p>
       <w:pPr>
-        <w:pBdr>
-          <w:bottom w:val="double" w:sz="6" w:space="0" w:color="auto"/>
-        </w:pBdr>
         <w:tabs>
           <w:tab w:val="left" w:pos="8370"/>
         </w:tabs>
@@ -9163,9 +9377,6 @@
     </w:p>
     <w:p>
       <w:pPr>
-        <w:pBdr>
-          <w:bottom w:val="double" w:sz="6" w:space="0" w:color="auto"/>
-        </w:pBdr>
         <w:tabs>
           <w:tab w:val="left" w:pos="8370"/>
         </w:tabs>
@@ -9181,9 +9392,6 @@
     </w:p>
     <w:p>
       <w:pPr>
-        <w:pBdr>
-          <w:bottom w:val="double" w:sz="6" w:space="0" w:color="auto"/>
-        </w:pBdr>
         <w:tabs>
           <w:tab w:val="left" w:pos="8370"/>
         </w:tabs>
@@ -9199,9 +9407,6 @@
     </w:p>
     <w:p>
       <w:pPr>
-        <w:pBdr>
-          <w:bottom w:val="double" w:sz="6" w:space="0" w:color="auto"/>
-        </w:pBdr>
         <w:tabs>
           <w:tab w:val="left" w:pos="8370"/>
         </w:tabs>
@@ -9217,9 +9422,6 @@
     </w:p>
     <w:p>
       <w:pPr>
-        <w:pBdr>
-          <w:bottom w:val="double" w:sz="6" w:space="0" w:color="auto"/>
-        </w:pBdr>
         <w:tabs>
           <w:tab w:val="left" w:pos="8370"/>
         </w:tabs>
@@ -9235,9 +9437,6 @@
     </w:p>
     <w:p>
       <w:pPr>
-        <w:pBdr>
-          <w:bottom w:val="double" w:sz="6" w:space="0" w:color="auto"/>
-        </w:pBdr>
         <w:tabs>
           <w:tab w:val="left" w:pos="8370"/>
         </w:tabs>
@@ -9253,9 +9452,6 @@
     </w:p>
     <w:p>
       <w:pPr>
-        <w:pBdr>
-          <w:bottom w:val="double" w:sz="6" w:space="0" w:color="auto"/>
-        </w:pBdr>
         <w:tabs>
           <w:tab w:val="left" w:pos="8370"/>
         </w:tabs>
@@ -9271,9 +9467,6 @@
     </w:p>
     <w:p>
       <w:pPr>
-        <w:pBdr>
-          <w:bottom w:val="double" w:sz="6" w:space="0" w:color="auto"/>
-        </w:pBdr>
         <w:tabs>
           <w:tab w:val="left" w:pos="8370"/>
         </w:tabs>
@@ -9289,10 +9482,77 @@
     </w:p>
     <w:p>
       <w:pPr>
+        <w:tabs>
+          <w:tab w:val="left" w:pos="8370"/>
+        </w:tabs>
+        <w:spacing w:line="240" w:lineRule="auto"/>
+        <w:rPr>
+          <w:rFonts w:ascii="Preeti" w:hAnsi="Preeti"/>
+          <w:b/>
+          <w:bCs/>
+          <w:sz w:val="36"/>
+          <w:szCs w:val="36"/>
+        </w:rPr>
+      </w:pPr>
+    </w:p>
+    <w:p>
+      <w:pPr>
+        <w:tabs>
+          <w:tab w:val="left" w:pos="8370"/>
+        </w:tabs>
+        <w:spacing w:line="240" w:lineRule="auto"/>
+        <w:rPr>
+          <w:rFonts w:ascii="Preeti" w:hAnsi="Preeti"/>
+          <w:b/>
+          <w:bCs/>
+          <w:sz w:val="36"/>
+          <w:szCs w:val="36"/>
+        </w:rPr>
+      </w:pPr>
+    </w:p>
+    <w:p>
+      <w:pPr>
+        <w:tabs>
+          <w:tab w:val="left" w:pos="8370"/>
+        </w:tabs>
+        <w:spacing w:line="240" w:lineRule="auto"/>
+        <w:rPr>
+          <w:rFonts w:ascii="Preeti" w:hAnsi="Preeti"/>
+          <w:b/>
+          <w:bCs/>
+          <w:sz w:val="36"/>
+          <w:szCs w:val="36"/>
+        </w:rPr>
+      </w:pPr>
+    </w:p>
+    <w:p>
+      <w:pPr>
+        <w:tabs>
+          <w:tab w:val="left" w:pos="8370"/>
+        </w:tabs>
+        <w:spacing w:line="240" w:lineRule="auto"/>
+        <w:rPr>
+          <w:rFonts w:ascii="Preeti" w:hAnsi="Preeti"/>
+          <w:b/>
+          <w:bCs/>
+          <w:sz w:val="36"/>
+          <w:szCs w:val="36"/>
+        </w:rPr>
+      </w:pPr>
+    </w:p>
+    <w:p>
+      <w:pPr>
+        <w:tabs>
+          <w:tab w:val="left" w:pos="8370"/>
+        </w:tabs>
+        <w:spacing w:after="0" w:line="240" w:lineRule="auto"/>
         <w:jc w:val="center"/>
         <w:rPr>
-          <w:sz w:val="40"/>
-          <w:szCs w:val="40"/>
+          <w:rFonts w:ascii="Preeti" w:hAnsi="Preeti"/>
+          <w:b/>
+          <w:bCs/>
+          <w:sz w:val="36"/>
+          <w:szCs w:val="36"/>
         </w:rPr>
       </w:pPr>
       <w:proofErr w:type="gramStart"/>
@@ -9301,8 +9561,8 @@
           <w:rFonts w:ascii="Preeti" w:hAnsi="Preeti"/>
           <w:b/>
           <w:bCs/>
-          <w:sz w:val="40"/>
-          <w:szCs w:val="40"/>
+          <w:sz w:val="36"/>
+          <w:szCs w:val="36"/>
         </w:rPr>
         <w:t>;</w:t>
       </w:r>
@@ -9312,8 +9572,8 @@
           <w:rFonts w:ascii="Preeti" w:hAnsi="Preeti"/>
           <w:b/>
           <w:bCs/>
-          <w:sz w:val="40"/>
-          <w:szCs w:val="40"/>
+          <w:sz w:val="36"/>
+          <w:szCs w:val="36"/>
         </w:rPr>
         <w:t>dfKt</w:t>
       </w:r>
